--- a/downloads/student/ai-4-week-19.docx
+++ b/downloads/student/ai-4-week-19.docx
@@ -1736,6 +1736,16 @@
     <w:p>
       <w:r>
         <w:t>Always declare the residual sign convention; some software uses predicted minus observed.</w:t>
+      </w:r>
+    </w:p>
+    <w:p>
+      <w:r>
+        <w:t>Read the labelled picture: Which statistic reveals the size of errors without cancellation? Point to the relevant step in the picture, then write the changed result and the rule or evidence that supports it.</w:t>
+      </w:r>
+    </w:p>
+    <w:p>
+      <w:r>
+        <w:t>Change one thing: Raise all predictions by1 cm. Predict the result before checking the explanation. What remains the same?</w:t>
       </w:r>
     </w:p>
     <w:p>
@@ -3525,6 +3535,187 @@
     <w:p>
       <w:r>
         <w:t>Attempt the independent case before hints. Record whether you worked alone, used a hint or followed a model. After feedback, fix the first unsupported step and explain why it changed. A later check uses a changed case, not a copied answer.</w:t>
+      </w:r>
+    </w:p>
+    <w:p>
+      <w:pPr>
+        <w:pStyle w:val="Heading1"/>
+      </w:pPr>
+      <w:r>
+        <w:t>15. Your lesson route</w:t>
+      </w:r>
+    </w:p>
+    <w:p>
+      <w:r>
+        <w:t>Start with this question: Use residual signs to say whether each plant-height estimate is too high or low.</w:t>
+      </w:r>
+    </w:p>
+    <w:tbl>
+      <w:tblPr>
+        <w:tblStyle w:val="LightShading-Accent1"/>
+        <w:tblW w:type="auto" w:w="0"/>
+        <w:tblLook w:firstColumn="1" w:firstRow="1" w:lastColumn="0" w:lastRow="0" w:noHBand="0" w:noVBand="1" w:val="04A0"/>
+      </w:tblPr>
+      <w:tblGrid>
+        <w:gridCol w:w="5112"/>
+        <w:gridCol w:w="5112"/>
+      </w:tblGrid>
+      <w:tr>
+        <w:trPr>
+          <w:tblHeader/>
+        </w:trPr>
+        <w:tc>
+          <w:tcPr>
+            <w:tcW w:type="dxa" w:w="5112"/>
+          </w:tcPr>
+          <w:p>
+            <w:r>
+              <w:t>By the end, I can</w:t>
+            </w:r>
+          </w:p>
+        </w:tc>
+        <w:tc>
+          <w:tcPr>
+            <w:tcW w:type="dxa" w:w="5112"/>
+          </w:tcPr>
+          <w:p>
+            <w:r>
+              <w:t>How I will show it</w:t>
+            </w:r>
+          </w:p>
+        </w:tc>
+      </w:tr>
+      <w:tr>
+        <w:tc>
+          <w:tcPr>
+            <w:tcW w:type="dxa" w:w="5112"/>
+          </w:tcPr>
+          <w:p>
+            <w:r>
+              <w:t>Distinguish numeric prediction from classification</w:t>
+            </w:r>
+          </w:p>
+        </w:tc>
+        <w:tc>
+          <w:tcPr>
+            <w:tcW w:type="dxa" w:w="5112"/>
+          </w:tcPr>
+          <w:p>
+            <w:r>
+              <w:t>Explain the deciding step, show a trace or test, and state one limit.</w:t>
+            </w:r>
+          </w:p>
+        </w:tc>
+      </w:tr>
+      <w:tr>
+        <w:tc>
+          <w:tcPr>
+            <w:tcW w:type="dxa" w:w="5112"/>
+          </w:tcPr>
+          <w:p>
+            <w:r>
+              <w:t>Calculate signed residuals with a stated convention</w:t>
+            </w:r>
+          </w:p>
+        </w:tc>
+        <w:tc>
+          <w:tcPr>
+            <w:tcW w:type="dxa" w:w="5112"/>
+          </w:tcPr>
+          <w:p>
+            <w:r>
+              <w:t>Explain the deciding step, show a trace or test, and state one limit.</w:t>
+            </w:r>
+          </w:p>
+        </w:tc>
+      </w:tr>
+      <w:tr>
+        <w:tc>
+          <w:tcPr>
+            <w:tcW w:type="dxa" w:w="5112"/>
+          </w:tcPr>
+          <w:p>
+            <w:r>
+              <w:t>Use residual patterns to question a model</w:t>
+            </w:r>
+          </w:p>
+        </w:tc>
+        <w:tc>
+          <w:tcPr>
+            <w:tcW w:type="dxa" w:w="5112"/>
+          </w:tcPr>
+          <w:p>
+            <w:r>
+              <w:t>Explain the deciding step, show a trace or test, and state one limit.</w:t>
+            </w:r>
+          </w:p>
+        </w:tc>
+      </w:tr>
+    </w:tbl>
+    <w:p>
+      <w:r>
+        <w:t>Remember → watch and explain → try with help → investigate → try independently → keep project evidence. Your teacher may spread this lesson across several classes.</w:t>
+      </w:r>
+    </w:p>
+    <w:p>
+      <w:r>
+        <w:t>Keep your first prediction. Compare it with what the evidence shows and explain any change.</w:t>
+      </w:r>
+    </w:p>
+    <w:p>
+      <w:pPr>
+        <w:pStyle w:val="Heading1"/>
+      </w:pPr>
+      <w:r>
+        <w:t>16. Finish and return</w:t>
+      </w:r>
+    </w:p>
+    <w:p>
+      <w:r>
+        <w:t>Close your notes. Explain this goal in your own words: Distinguish numeric prediction from classification</w:t>
+      </w:r>
+    </w:p>
+    <w:p>
+      <w:pPr>
+        <w:pStyle w:val="Heading3"/>
+      </w:pPr>
+      <w:r>
+        <w:t>My deciding step, evidence and one remaining question</w:t>
+      </w:r>
+    </w:p>
+    <w:p>
+      <w:r>
+        <w:t>________________________________________________________________</w:t>
+      </w:r>
+    </w:p>
+    <w:p>
+      <w:r>
+        <w:t>________________________________________________________________</w:t>
+      </w:r>
+    </w:p>
+    <w:p>
+      <w:r>
+        <w:t>________________________________________________________________</w:t>
+      </w:r>
+    </w:p>
+    <w:p>
+      <w:r>
+        <w:t>________________________________________________________________</w:t>
+      </w:r>
+    </w:p>
+    <w:p>
+      <w:r>
+        <w:t>________________________________________________________________</w:t>
+      </w:r>
+    </w:p>
+    <w:p>
+      <w:r>
+        <w:t>If you are unsure, return to the worked picture and explain one arrow. If you are ready, change an input or assumption and justify your prediction.</w:t>
+      </w:r>
+    </w:p>
+    <w:p>
+      <w:r>
+        <w:t>Save your workbook evidence. At the next review, try a different case before opening your old answer.</w:t>
       </w:r>
     </w:p>
     <w:sectPr>

--- a/downloads/student/ai-4-week-19.docx
+++ b/downloads/student/ai-4-week-19.docx
@@ -3716,6 +3716,215 @@
     <w:p>
       <w:r>
         <w:t>Save your workbook evidence. At the next review, try a different case before opening your old answer.</w:t>
+      </w:r>
+    </w:p>
+    <w:p>
+      <w:pPr>
+        <w:pStyle w:val="Heading1"/>
+      </w:pPr>
+      <w:r>
+        <w:t>17. Supported practice, repair and portfolio</w:t>
+      </w:r>
+    </w:p>
+    <w:p>
+      <w:r>
+        <w:t>Use this supported practice once, in the browser or on paper. Keep the reserved independent assessment for a separate first attempt before teacher feedback.</w:t>
+      </w:r>
+    </w:p>
+    <w:p>
+      <w:r>
+        <w:t>Use residual signs to say whether each plant-height estimate is too high or low.</w:t>
+      </w:r>
+    </w:p>
+    <w:p>
+      <w:pPr>
+        <w:pStyle w:val="Heading3"/>
+      </w:pPr>
+      <w:r>
+        <w:t>Practice 1: explain the deciding evidence</w:t>
+      </w:r>
+    </w:p>
+    <w:p>
+      <w:r>
+        <w:t>Which labelled step matches this detail? Mean residual is 1/3 cm; MAE is 5/3 cm, so small signed mean does not imply small errors.</w:t>
+      </w:r>
+    </w:p>
+    <w:p>
+      <w:r>
+        <w:t>1. Read directions</w:t>
+      </w:r>
+    </w:p>
+    <w:p>
+      <w:r>
+        <w:t>2. Avoid cancellation</w:t>
+      </w:r>
+    </w:p>
+    <w:p>
+      <w:r>
+        <w:t>3. Subtract matched pairs</w:t>
+      </w:r>
+    </w:p>
+    <w:p>
+      <w:pPr>
+        <w:pStyle w:val="Heading3"/>
+      </w:pPr>
+      <w:r>
+        <w:t>My selected conclusion, deciding fact and explanation</w:t>
+      </w:r>
+    </w:p>
+    <w:p>
+      <w:r>
+        <w:t>________________________________________________________________</w:t>
+      </w:r>
+    </w:p>
+    <w:p>
+      <w:r>
+        <w:t>________________________________________________________________</w:t>
+      </w:r>
+    </w:p>
+    <w:p>
+      <w:r>
+        <w:t>________________________________________________________________</w:t>
+      </w:r>
+    </w:p>
+    <w:p>
+      <w:r>
+        <w:t>________________________________________________________________</w:t>
+      </w:r>
+    </w:p>
+    <w:p>
+      <w:r>
+        <w:t>________________________________________________________________</w:t>
+      </w:r>
+    </w:p>
+    <w:p>
+      <w:r>
+        <w:t>Hint if needed: Read the steps in the pictorial case. Match the supplied detail to the stage that performs or records it.</w:t>
+      </w:r>
+    </w:p>
+    <w:p>
+      <w:r>
+        <w:t>After your attempt, compare with the supported explanation: Avoid cancellation Mean residual is 1/3 cm; MAE is 5/3 cm, so small signed mean does not imply small errors. Read the picture in order. Mean residual is 1/3 cm; MAE is 5/3 cm, so small signed mean does not imply small errors. The arrows show which recorded input or intermediate result each decision uses. Explain the deciding step aloud before checking the changed case; pointing to the final answer alone does not show how it follows.</w:t>
+      </w:r>
+    </w:p>
+    <w:p>
+      <w:pPr>
+        <w:pStyle w:val="Heading3"/>
+      </w:pPr>
+      <w:r>
+        <w:t>Practice 2: explain the deciding evidence</w:t>
+      </w:r>
+    </w:p>
+    <w:p>
+      <w:r>
+        <w:t>Changed-case practice: Raise all predictions by1 cm. Which conclusion is supported by the supplied facts?</w:t>
+      </w:r>
+    </w:p>
+    <w:p>
+      <w:r>
+        <w:t>1. This one example guarantees correct results for every future input.</w:t>
+      </w:r>
+    </w:p>
+    <w:p>
+      <w:r>
+        <w:t>2. We can decide the result without examining the changed input or the procedure.</w:t>
+      </w:r>
+    </w:p>
+    <w:p>
+      <w:r>
+        <w:t>3. Residuals become [-3, 0, 1]; mean=-2/3 cm and MAE=4/3 cm.</w:t>
+      </w:r>
+    </w:p>
+    <w:p>
+      <w:pPr>
+        <w:pStyle w:val="Heading3"/>
+      </w:pPr>
+      <w:r>
+        <w:t>My selected conclusion, deciding fact and explanation</w:t>
+      </w:r>
+    </w:p>
+    <w:p>
+      <w:r>
+        <w:t>________________________________________________________________</w:t>
+      </w:r>
+    </w:p>
+    <w:p>
+      <w:r>
+        <w:t>________________________________________________________________</w:t>
+      </w:r>
+    </w:p>
+    <w:p>
+      <w:r>
+        <w:t>________________________________________________________________</w:t>
+      </w:r>
+    </w:p>
+    <w:p>
+      <w:r>
+        <w:t>________________________________________________________________</w:t>
+      </w:r>
+    </w:p>
+    <w:p>
+      <w:r>
+        <w:t>________________________________________________________________</w:t>
+      </w:r>
+    </w:p>
+    <w:p>
+      <w:r>
+        <w:t>Hint if needed: Use the changed condition and the deciding step in the pictorial trace. The answer must say what follows from those facts.</w:t>
+      </w:r>
+    </w:p>
+    <w:p>
+      <w:r>
+        <w:t>After your attempt, compare with the supported explanation: Residuals become [-3, 0, 1]; mean=-2/3 cm and MAE=4/3 cm. Each residual decreases by1 under the observed-minus-predicted convention.</w:t>
+      </w:r>
+    </w:p>
+    <w:p>
+      <w:pPr>
+        <w:pStyle w:val="Heading3"/>
+      </w:pPr>
+      <w:r>
+        <w:t>Repair a missing building block</w:t>
+      </w:r>
+    </w:p>
+    <w:p>
+      <w:r>
+        <w:t>Review Error Analysis (ai-4/18). Goal: Categorize development errors using evidence. Short practice: What evidence would support the claim that a change helps fresh dim-light images? Point to the relevant step in the picture, then write the changed result and the rule or evidence that supports it.. Return to this week and explain what you changed.</w:t>
+      </w:r>
+    </w:p>
+    <w:p>
+      <w:r>
+        <w:t>Review Accuracy and Imbalance (ai-4/16). Goal: Explain why overall accuracy can hide failure on a less common class. Short practice: Why can the 90% baseline still be unsuitable for a detection task? Point to the relevant step in the picture, then write the changed result and the rule or evidence that supports it.. Return to this week and explain what you changed.</w:t>
+      </w:r>
+    </w:p>
+    <w:p>
+      <w:r>
+        <w:t>Review Train a Classifier (ai-4/13). Goal: Connect training-only scaling and neighbour prediction in one pipeline. Short practice: Which pipeline record would help another team reproduce the result? Point to the relevant step in the picture, then write the changed result and the rule or evidence that supports it.. Return to this week and explain what you changed.</w:t>
+      </w:r>
+    </w:p>
+    <w:p>
+      <w:pPr>
+        <w:pStyle w:val="Heading3"/>
+      </w:pPr>
+      <w:r>
+        <w:t>Predict, run and debug</w:t>
+      </w:r>
+    </w:p>
+    <w:p>
+      <w:r>
+        <w:t>The browser lab lets you edit the supported Python examples already included in this lesson. Predict first, run, inspect the actual output or error, change one input, then run again. Keep code, predictions, actual results and a reasoned revision together. On paper, label your result as a trace rather than an execution.</w:t>
+      </w:r>
+    </w:p>
+    <w:p>
+      <w:pPr>
+        <w:pStyle w:val="Heading3"/>
+      </w:pPr>
+      <w:r>
+        <w:t>Keep your completed work</w:t>
+      </w:r>
+    </w:p>
+    <w:p>
+      <w:r>
+        <w:t>Use Download completed work in the hosted lesson to export your answers, reflections, practice feedback and code-run evidence. Open the HTML copy to read or print it. Drafts stay in this browser when storage is available; clear drafts on a shared device.</w:t>
       </w:r>
     </w:p>
     <w:sectPr>

--- a/downloads/student/ai-4-week-19.docx
+++ b/downloads/student/ai-4-week-19.docx
@@ -42,6 +42,11 @@
       </w:r>
     </w:p>
     <w:p>
+      <w:r>
+        <w:t>Start with the target: Distinguish numeric prediction from classification. Try the recall before opening notes.</w:t>
+      </w:r>
+    </w:p>
+    <w:p>
       <w:pPr>
         <w:pStyle w:val="Heading3"/>
       </w:pPr>
@@ -50,18 +55,72 @@
       </w:r>
     </w:p>
     <w:p>
-      <w:r>
-        <w:t>I can distinguish numeric prediction from classification.</w:t>
-      </w:r>
-    </w:p>
-    <w:p>
-      <w:r>
-        <w:t>I can calculate signed residuals with a stated convention.</w:t>
-      </w:r>
-    </w:p>
-    <w:p>
-      <w:r>
-        <w:t>I can use residual patterns to question a model.</w:t>
+      <w:pPr>
+        <w:spacing w:line="336" w:lineRule="auto" w:after="180"/>
+      </w:pPr>
+      <w:r>
+        <w:rPr>
+          <w:b w:val="0"/>
+        </w:rPr>
+        <w:t xml:space="preserve">I can distinguish numeric </w:t>
+      </w:r>
+      <w:r>
+        <w:rPr>
+          <w:b/>
+        </w:rPr>
+        <w:t>prediction</w:t>
+      </w:r>
+      <w:r>
+        <w:rPr>
+          <w:b w:val="0"/>
+        </w:rPr>
+        <w:t xml:space="preserve"> from classification.</w:t>
+      </w:r>
+    </w:p>
+    <w:p>
+      <w:pPr>
+        <w:spacing w:line="336" w:lineRule="auto" w:after="180"/>
+      </w:pPr>
+      <w:r>
+        <w:rPr>
+          <w:b w:val="0"/>
+        </w:rPr>
+        <w:t xml:space="preserve">I can calculate signed </w:t>
+      </w:r>
+      <w:r>
+        <w:rPr>
+          <w:b/>
+        </w:rPr>
+        <w:t>residual</w:t>
+      </w:r>
+      <w:r>
+        <w:rPr>
+          <w:b w:val="0"/>
+        </w:rPr>
+        <w:t>s with a stated convention.</w:t>
+      </w:r>
+    </w:p>
+    <w:p>
+      <w:pPr>
+        <w:spacing w:line="336" w:lineRule="auto" w:after="180"/>
+      </w:pPr>
+      <w:r>
+        <w:rPr>
+          <w:b w:val="0"/>
+        </w:rPr>
+        <w:t xml:space="preserve">I can use </w:t>
+      </w:r>
+      <w:r>
+        <w:rPr>
+          <w:b/>
+        </w:rPr>
+        <w:t>residual</w:t>
+      </w:r>
+      <w:r>
+        <w:rPr>
+          <w:b w:val="0"/>
+        </w:rPr>
+        <w:t xml:space="preserve"> patterns to question a model.</w:t>
       </w:r>
     </w:p>
     <w:p>
@@ -73,33 +132,99 @@
       </w:r>
     </w:p>
     <w:p>
-      <w:r>
+      <w:pPr>
+        <w:spacing w:line="336" w:lineRule="auto" w:after="180"/>
+      </w:pPr>
+      <w:r>
+        <w:rPr>
+          <w:b w:val="0"/>
+        </w:rPr>
         <w:t>Close your notes first. A rough first answer helps us choose the right starting point; it is not a score for your ability.</w:t>
       </w:r>
     </w:p>
     <w:p>
-      <w:r>
+      <w:pPr>
+        <w:spacing w:line="336" w:lineRule="auto" w:after="180"/>
+      </w:pPr>
+      <w:r>
+        <w:rPr>
+          <w:b w:val="0"/>
+        </w:rPr>
         <w:t>Without opening the old lesson, explain one key idea from Error Analysis. Give an example and a mistake that the idea helps you avoid.</w:t>
       </w:r>
     </w:p>
     <w:p>
-      <w:r>
+      <w:pPr>
+        <w:spacing w:line="336" w:lineRule="auto" w:after="180"/>
+      </w:pPr>
+      <w:r>
+        <w:rPr>
+          <w:b w:val="0"/>
+        </w:rPr>
         <w:t>Without opening the old lesson, explain one key idea from Accuracy and Imbalance. Give an example and a mistake that the idea helps you avoid.</w:t>
       </w:r>
     </w:p>
     <w:p>
-      <w:r>
+      <w:pPr>
+        <w:spacing w:line="336" w:lineRule="auto" w:after="180"/>
+      </w:pPr>
+      <w:r>
+        <w:rPr>
+          <w:b w:val="0"/>
+        </w:rPr>
         <w:t>Without opening the old lesson, explain one key idea from Train a Classifier. Give an example and a mistake that the idea helps you avoid.</w:t>
       </w:r>
     </w:p>
     <w:p>
-      <w:r>
-        <w:t>After trying, check the relevant lesson or ask your teacher. Change the part of your explanation that the evidence shows was wrong.</w:t>
-      </w:r>
-    </w:p>
-    <w:p>
-      <w:r>
-        <w:t>Regression predicts a number; a residual records signed error and reveals direction as well as size.</w:t>
+      <w:pPr>
+        <w:spacing w:line="336" w:lineRule="auto" w:after="180"/>
+      </w:pPr>
+      <w:r>
+        <w:rPr>
+          <w:b w:val="0"/>
+        </w:rPr>
+        <w:t xml:space="preserve">After trying, check the relevant lesson or ask your teacher. Change the part of your explanation that the </w:t>
+      </w:r>
+      <w:r>
+        <w:rPr>
+          <w:b/>
+        </w:rPr>
+        <w:t>evidence</w:t>
+      </w:r>
+      <w:r>
+        <w:rPr>
+          <w:b w:val="0"/>
+        </w:rPr>
+        <w:t xml:space="preserve"> shows was wrong.</w:t>
+      </w:r>
+    </w:p>
+    <w:p>
+      <w:pPr>
+        <w:spacing w:line="336" w:lineRule="auto" w:after="180"/>
+      </w:pPr>
+      <w:r>
+        <w:rPr>
+          <w:b/>
+        </w:rPr>
+        <w:t>Regression</w:t>
+      </w:r>
+      <w:r>
+        <w:rPr>
+          <w:b w:val="0"/>
+        </w:rPr>
+        <w:t xml:space="preserve"> predicts a number; a </w:t>
+      </w:r>
+      <w:r>
+        <w:rPr>
+          <w:b/>
+        </w:rPr>
+        <w:t>residual</w:t>
+      </w:r>
+      <w:r>
+        <w:rPr>
+          <w:b w:val="0"/>
+        </w:rPr>
+        <w:t xml:space="preserve"> records signed error and reveals direction as well as size.</w:t>
       </w:r>
     </w:p>
     <w:p>
@@ -139,12 +264,69 @@
       </w:r>
     </w:p>
     <w:p>
-      <w:r>
-        <w:t>LEARNING TARGET  Actual leaf length is 7 cm and prediction is 10 cm. Using residual=actual−predicted, calculate residual and absolute error. Interpret the sign.</w:t>
-      </w:r>
-    </w:p>
-    <w:p>
-      <w:r>
+      <w:pPr>
+        <w:pStyle w:val="Heading3"/>
+      </w:pPr>
+      <w:r>
+        <w:t>Your target</w:t>
+      </w:r>
+    </w:p>
+    <w:p>
+      <w:pPr>
+        <w:spacing w:line="336" w:lineRule="auto" w:after="180"/>
+        <w:shd w:fill="EDF7F3"/>
+      </w:pPr>
+      <w:r>
+        <w:rPr>
+          <w:b w:val="0"/>
+        </w:rPr>
+        <w:t xml:space="preserve">LEARNING TARGET  Actual leaf length is 7 cm and </w:t>
+      </w:r>
+      <w:r>
+        <w:rPr>
+          <w:b/>
+        </w:rPr>
+        <w:t>prediction</w:t>
+      </w:r>
+      <w:r>
+        <w:rPr>
+          <w:b w:val="0"/>
+        </w:rPr>
+        <w:t xml:space="preserve"> is 10 cm. Using </w:t>
+      </w:r>
+      <w:r>
+        <w:rPr>
+          <w:b/>
+        </w:rPr>
+        <w:t>residual</w:t>
+      </w:r>
+      <w:r>
+        <w:rPr>
+          <w:b w:val="0"/>
+        </w:rPr>
+        <w:t xml:space="preserve">=actual−predicted, calculate </w:t>
+      </w:r>
+      <w:r>
+        <w:rPr>
+          <w:b/>
+        </w:rPr>
+        <w:t>residual</w:t>
+      </w:r>
+      <w:r>
+        <w:rPr>
+          <w:b w:val="0"/>
+        </w:rPr>
+        <w:t xml:space="preserve"> and absolute error. Interpret the sign.</w:t>
+      </w:r>
+    </w:p>
+    <w:p>
+      <w:pPr>
+        <w:spacing w:line="336" w:lineRule="auto" w:after="180"/>
+      </w:pPr>
+      <w:r>
+        <w:rPr>
+          <w:b w:val="0"/>
+        </w:rPr>
         <w:t>Builder name and experiment date:</w:t>
       </w:r>
     </w:p>
@@ -157,7 +339,14 @@
       </w:r>
     </w:p>
     <w:p>
-      <w:r>
+      <w:pPr>
+        <w:spacing w:line="336" w:lineRule="auto" w:after="180"/>
+        <w:shd w:fill="F5F1FB"/>
+      </w:pPr>
+      <w:r>
+        <w:rPr>
+          <w:b w:val="0"/>
+        </w:rPr>
         <w:t>What does a class label predict?</w:t>
       </w:r>
     </w:p>
@@ -170,8 +359,38 @@
       </w:r>
     </w:p>
     <w:p>
-      <w:r>
-        <w:t>By the end, I can explain regression and residuals using a traced example and a stated limitation.</w:t>
+      <w:pPr>
+        <w:spacing w:line="336" w:lineRule="auto" w:after="180"/>
+      </w:pPr>
+      <w:r>
+        <w:rPr>
+          <w:b w:val="0"/>
+        </w:rPr>
+        <w:t xml:space="preserve">By the end, I can explain </w:t>
+      </w:r>
+      <w:r>
+        <w:rPr>
+          <w:b/>
+        </w:rPr>
+        <w:t>regression</w:t>
+      </w:r>
+      <w:r>
+        <w:rPr>
+          <w:b w:val="0"/>
+        </w:rPr>
+        <w:t xml:space="preserve"> and </w:t>
+      </w:r>
+      <w:r>
+        <w:rPr>
+          <w:b/>
+        </w:rPr>
+        <w:t>residual</w:t>
+      </w:r>
+      <w:r>
+        <w:rPr>
+          <w:b w:val="0"/>
+        </w:rPr>
+        <w:t>s using a traced example and a stated limitation.</w:t>
       </w:r>
     </w:p>
     <w:p>
@@ -184,6 +403,17 @@
     </w:p>
     <w:p>
       <w:r>
+        <w:t>Investigate the supplied Regression and Residuals case. Separate observations, given facts and assumptions before choosing an explanation.</w:t>
+      </w:r>
+    </w:p>
+    <w:p>
+      <w:pPr>
+        <w:spacing w:line="336" w:lineRule="auto" w:after="180"/>
+      </w:pPr>
+      <w:r>
+        <w:rPr>
+          <w:b/>
+        </w:rPr>
         <w:t>PICTURE ENTRY</w:t>
       </w:r>
     </w:p>
@@ -196,8 +426,26 @@
       </w:r>
     </w:p>
     <w:p>
-      <w:r>
-        <w:t>Begin with visible evidence; do not explain more than the picture and information support.</w:t>
+      <w:pPr>
+        <w:spacing w:line="336" w:lineRule="auto" w:after="180"/>
+      </w:pPr>
+      <w:r>
+        <w:rPr>
+          <w:b w:val="0"/>
+        </w:rPr>
+        <w:t xml:space="preserve">Begin with visible </w:t>
+      </w:r>
+      <w:r>
+        <w:rPr>
+          <w:b/>
+        </w:rPr>
+        <w:t>evidence</w:t>
+      </w:r>
+      <w:r>
+        <w:rPr>
+          <w:b w:val="0"/>
+        </w:rPr>
+        <w:t>; do not explain more than the picture and information support.</w:t>
       </w:r>
     </w:p>
     <w:p>
@@ -237,33 +485,162 @@
       </w:r>
     </w:p>
     <w:p>
-      <w:r>
-        <w:t>MYSTERY  The team must use regression and residuals to solve a model-building problem. What information do they have? What important evidence is still missing?</w:t>
-      </w:r>
-    </w:p>
-    <w:p>
-      <w:r>
+      <w:pPr>
+        <w:pStyle w:val="Heading3"/>
+      </w:pPr>
+      <w:r>
+        <w:t>Start with this puzzle</w:t>
+      </w:r>
+    </w:p>
+    <w:p>
+      <w:pPr>
+        <w:spacing w:line="336" w:lineRule="auto" w:after="180"/>
+        <w:shd w:fill="F1F6FC"/>
+      </w:pPr>
+      <w:r>
+        <w:rPr>
+          <w:b w:val="0"/>
+        </w:rPr>
+        <w:t xml:space="preserve">MYSTERY  The team must use </w:t>
+      </w:r>
+      <w:r>
+        <w:rPr>
+          <w:b/>
+        </w:rPr>
+        <w:t>regression</w:t>
+      </w:r>
+      <w:r>
+        <w:rPr>
+          <w:b w:val="0"/>
+        </w:rPr>
+        <w:t xml:space="preserve"> and </w:t>
+      </w:r>
+      <w:r>
+        <w:rPr>
+          <w:b/>
+        </w:rPr>
+        <w:t>residual</w:t>
+      </w:r>
+      <w:r>
+        <w:rPr>
+          <w:b w:val="0"/>
+        </w:rPr>
+        <w:t xml:space="preserve">s to solve a model-building problem. What information do they have? What important </w:t>
+      </w:r>
+      <w:r>
+        <w:rPr>
+          <w:b/>
+        </w:rPr>
+        <w:t>evidence</w:t>
+      </w:r>
+      <w:r>
+        <w:rPr>
+          <w:b w:val="0"/>
+        </w:rPr>
+        <w:t xml:space="preserve"> is still missing?</w:t>
+      </w:r>
+    </w:p>
+    <w:p>
+      <w:pPr>
+        <w:spacing w:line="336" w:lineRule="auto" w:after="180"/>
+      </w:pPr>
+      <w:r>
+        <w:rPr>
+          <w:b w:val="0"/>
+        </w:rPr>
         <w:t>Name three visible details without interpreting them.</w:t>
       </w:r>
     </w:p>
     <w:p>
-      <w:r>
+      <w:pPr>
+        <w:spacing w:line="336" w:lineRule="auto" w:after="180"/>
+      </w:pPr>
+      <w:r>
+        <w:rPr>
+          <w:b w:val="0"/>
+        </w:rPr>
         <w:t>Predict the data, model, or evaluation decision being made.</w:t>
       </w:r>
     </w:p>
     <w:p>
-      <w:r>
+      <w:pPr>
+        <w:spacing w:line="336" w:lineRule="auto" w:after="180"/>
+      </w:pPr>
+      <w:r>
+        <w:rPr>
+          <w:b w:val="0"/>
+        </w:rPr>
         <w:t>Identify one hidden assumption that could change the result.</w:t>
       </w:r>
     </w:p>
     <w:p>
-      <w:r>
-        <w:t>State what evidence would confirm or reject your prediction.</w:t>
-      </w:r>
-    </w:p>
-    <w:p>
-      <w:r>
-        <w:t>My prediction and supporting evidence:</w:t>
+      <w:pPr>
+        <w:spacing w:line="336" w:lineRule="auto" w:after="180"/>
+      </w:pPr>
+      <w:r>
+        <w:rPr>
+          <w:b w:val="0"/>
+        </w:rPr>
+        <w:t xml:space="preserve">State what </w:t>
+      </w:r>
+      <w:r>
+        <w:rPr>
+          <w:b/>
+        </w:rPr>
+        <w:t>evidence</w:t>
+      </w:r>
+      <w:r>
+        <w:rPr>
+          <w:b w:val="0"/>
+        </w:rPr>
+        <w:t xml:space="preserve"> would confirm or reject your </w:t>
+      </w:r>
+      <w:r>
+        <w:rPr>
+          <w:b/>
+        </w:rPr>
+        <w:t>prediction</w:t>
+      </w:r>
+      <w:r>
+        <w:rPr>
+          <w:b w:val="0"/>
+        </w:rPr>
+        <w:t>.</w:t>
+      </w:r>
+    </w:p>
+    <w:p>
+      <w:pPr>
+        <w:spacing w:line="336" w:lineRule="auto" w:after="180"/>
+      </w:pPr>
+      <w:r>
+        <w:rPr>
+          <w:b w:val="0"/>
+        </w:rPr>
+        <w:t xml:space="preserve">My </w:t>
+      </w:r>
+      <w:r>
+        <w:rPr>
+          <w:b/>
+        </w:rPr>
+        <w:t>prediction</w:t>
+      </w:r>
+      <w:r>
+        <w:rPr>
+          <w:b w:val="0"/>
+        </w:rPr>
+        <w:t xml:space="preserve"> and supporting </w:t>
+      </w:r>
+      <w:r>
+        <w:rPr>
+          <w:b/>
+        </w:rPr>
+        <w:t>evidence</w:t>
+      </w:r>
+      <w:r>
+        <w:rPr>
+          <w:b w:val="0"/>
+        </w:rPr>
+        <w:t>:</w:t>
       </w:r>
     </w:p>
     <w:p>
@@ -275,13 +652,107 @@
       </w:r>
     </w:p>
     <w:p>
-      <w:r>
-        <w:t>A school garden example predicts plant height in cm from recorded conditions. The target is numeric, so a prediction can be too high or too low by different amounts. Define residual as observed minus predicted. Keep units and the sign convention visible; some software uses the opposite error convention.</w:t>
-      </w:r>
-    </w:p>
-    <w:p>
-      <w:r>
-        <w:t>Use fictional classroom data throughout this investigation. Keep the task, units, reference labels and data split visible as you reason. Earlier weeks supplied the model-building process; this week examines regression and residuals.</w:t>
+      <w:pPr>
+        <w:spacing w:line="336" w:lineRule="auto" w:after="180"/>
+      </w:pPr>
+      <w:r>
+        <w:rPr>
+          <w:b w:val="0"/>
+        </w:rPr>
+        <w:t xml:space="preserve">A school garden example predicts plant height in cm from recorded conditions. The target is numeric, so a </w:t>
+      </w:r>
+      <w:r>
+        <w:rPr>
+          <w:b/>
+        </w:rPr>
+        <w:t>prediction</w:t>
+      </w:r>
+      <w:r>
+        <w:rPr>
+          <w:b w:val="0"/>
+        </w:rPr>
+        <w:t xml:space="preserve"> can be too high or too low by different amounts. Define </w:t>
+      </w:r>
+      <w:r>
+        <w:rPr>
+          <w:b/>
+        </w:rPr>
+        <w:t>residual</w:t>
+      </w:r>
+      <w:r>
+        <w:rPr>
+          <w:b w:val="0"/>
+        </w:rPr>
+        <w:t xml:space="preserve"> as observed minus predicted.</w:t>
+      </w:r>
+    </w:p>
+    <w:p>
+      <w:pPr>
+        <w:spacing w:line="336" w:lineRule="auto" w:after="180"/>
+      </w:pPr>
+      <w:r>
+        <w:rPr>
+          <w:b w:val="0"/>
+        </w:rPr>
+        <w:t>Keep units and the sign convention visible; some software uses the opposite error convention.</w:t>
+      </w:r>
+    </w:p>
+    <w:p>
+      <w:pPr>
+        <w:spacing w:line="336" w:lineRule="auto" w:after="180"/>
+      </w:pPr>
+      <w:r>
+        <w:rPr>
+          <w:b w:val="0"/>
+        </w:rPr>
+        <w:t>Use fictional classroom data throughout this investigation. Keep the task, units, reference labels and data split visible as you reason.</w:t>
+      </w:r>
+    </w:p>
+    <w:p>
+      <w:pPr>
+        <w:spacing w:line="336" w:lineRule="auto" w:after="180"/>
+      </w:pPr>
+      <w:r>
+        <w:rPr>
+          <w:b w:val="0"/>
+        </w:rPr>
+        <w:t xml:space="preserve">Earlier weeks supplied the model-building </w:t>
+      </w:r>
+      <w:r>
+        <w:rPr>
+          <w:b/>
+        </w:rPr>
+        <w:t>process</w:t>
+      </w:r>
+      <w:r>
+        <w:rPr>
+          <w:b w:val="0"/>
+        </w:rPr>
+        <w:t xml:space="preserve">; this week examines </w:t>
+      </w:r>
+      <w:r>
+        <w:rPr>
+          <w:b/>
+        </w:rPr>
+        <w:t>regression</w:t>
+      </w:r>
+      <w:r>
+        <w:rPr>
+          <w:b w:val="0"/>
+        </w:rPr>
+        <w:t xml:space="preserve"> and </w:t>
+      </w:r>
+      <w:r>
+        <w:rPr>
+          <w:b/>
+        </w:rPr>
+        <w:t>residual</w:t>
+      </w:r>
+      <w:r>
+        <w:rPr>
+          <w:b w:val="0"/>
+        </w:rPr>
+        <w:t>s.</w:t>
       </w:r>
     </w:p>
     <w:p>
@@ -294,7 +765,24 @@
     </w:p>
     <w:p>
       <w:r>
-        <w:t>ML MECHANISM</w:t>
+        <w:t>Follow the mechanism for Regression and Residuals. Connect each labelled input, deciding step and result.</w:t>
+      </w:r>
+    </w:p>
+    <w:p>
+      <w:pPr>
+        <w:spacing w:line="336" w:lineRule="auto" w:after="180"/>
+      </w:pPr>
+      <w:r>
+        <w:rPr>
+          <w:b/>
+        </w:rPr>
+        <w:t xml:space="preserve">ML </w:t>
+      </w:r>
+      <w:r>
+        <w:rPr>
+          <w:b/>
+        </w:rPr>
+        <w:t>MECHANISM</w:t>
       </w:r>
     </w:p>
     <w:p>
@@ -306,7 +794,13 @@
       </w:r>
     </w:p>
     <w:p>
-      <w:r>
+      <w:pPr>
+        <w:spacing w:line="336" w:lineRule="auto" w:after="180"/>
+      </w:pPr>
+      <w:r>
+        <w:rPr>
+          <w:b w:val="0"/>
+        </w:rPr>
         <w:t>Trace the information, fitted behavior, and evaluation proof separately.</w:t>
       </w:r>
     </w:p>
@@ -419,41 +913,250 @@
       </w:r>
     </w:p>
     <w:p>
-      <w:r>
-        <w:t>QUESTION  Plot predictions and calculate positive and negative residuals.</w:t>
-      </w:r>
-    </w:p>
-    <w:p>
-      <w:r>
-        <w:t>MODEL IDEA  Regression predicts a number; a residual records signed error and reveals direction as well as size.</w:t>
-      </w:r>
-    </w:p>
-    <w:p>
-      <w:r>
+      <w:pPr>
+        <w:pStyle w:val="Heading3"/>
+      </w:pPr>
+      <w:r>
+        <w:t>Question to explain</w:t>
+      </w:r>
+    </w:p>
+    <w:p>
+      <w:pPr>
+        <w:spacing w:line="336" w:lineRule="auto" w:after="180"/>
+        <w:shd w:fill="F5F1FB"/>
+      </w:pPr>
+      <w:r>
+        <w:rPr>
+          <w:b w:val="0"/>
+        </w:rPr>
+        <w:t xml:space="preserve">QUESTION  Plot </w:t>
+      </w:r>
+      <w:r>
+        <w:rPr>
+          <w:b/>
+        </w:rPr>
+        <w:t>prediction</w:t>
+      </w:r>
+      <w:r>
+        <w:rPr>
+          <w:b w:val="0"/>
+        </w:rPr>
+        <w:t xml:space="preserve">s and calculate positive and negative </w:t>
+      </w:r>
+      <w:r>
+        <w:rPr>
+          <w:b/>
+        </w:rPr>
+        <w:t>residual</w:t>
+      </w:r>
+      <w:r>
+        <w:rPr>
+          <w:b w:val="0"/>
+        </w:rPr>
+        <w:t>s.</w:t>
+      </w:r>
+    </w:p>
+    <w:p>
+      <w:pPr>
+        <w:spacing w:line="336" w:lineRule="auto" w:after="180"/>
+      </w:pPr>
+      <w:r>
+        <w:rPr>
+          <w:b w:val="0"/>
+        </w:rPr>
+        <w:t xml:space="preserve">MODEL IDEA  </w:t>
+      </w:r>
+      <w:r>
+        <w:rPr>
+          <w:b/>
+        </w:rPr>
+        <w:t>Regression</w:t>
+      </w:r>
+      <w:r>
+        <w:rPr>
+          <w:b w:val="0"/>
+        </w:rPr>
+        <w:t xml:space="preserve"> predicts a number; a </w:t>
+      </w:r>
+      <w:r>
+        <w:rPr>
+          <w:b/>
+        </w:rPr>
+        <w:t>residual</w:t>
+      </w:r>
+      <w:r>
+        <w:rPr>
+          <w:b w:val="0"/>
+        </w:rPr>
+        <w:t xml:space="preserve"> records signed error and reveals direction as well as size.</w:t>
+      </w:r>
+    </w:p>
+    <w:p>
+      <w:pPr>
+        <w:spacing w:line="336" w:lineRule="auto" w:after="180"/>
+      </w:pPr>
+      <w:r>
+        <w:rPr>
+          <w:b w:val="0"/>
+        </w:rPr>
         <w:t>PROOF NEEDED  Use an unseen case, visible calculation, error analysis, and a stated limitation.</w:t>
       </w:r>
     </w:p>
     <w:p>
-      <w:r>
-        <w:t>UNDER THE HOOD  Actual plant height is 30 cm; prediction is 27 cm. Residual = actual − predicted = 30 − 27 = +3 cm.</w:t>
-      </w:r>
-    </w:p>
-    <w:p>
-      <w:r>
-        <w:t>Draw a fresh data → model → prediction → evaluation trace:</w:t>
-      </w:r>
-    </w:p>
-    <w:p>
       <w:pPr>
         <w:pStyle w:val="Heading3"/>
       </w:pPr>
       <w:r>
+        <w:t>How the mechanism works</w:t>
+      </w:r>
+    </w:p>
+    <w:p>
+      <w:pPr>
+        <w:spacing w:line="336" w:lineRule="auto" w:after="180"/>
+        <w:shd w:fill="F1F6F8"/>
+      </w:pPr>
+      <w:r>
+        <w:rPr>
+          <w:b w:val="0"/>
+        </w:rPr>
+        <w:t xml:space="preserve">UNDER THE HOOD  Actual plant height is 30 cm; </w:t>
+      </w:r>
+      <w:r>
+        <w:rPr>
+          <w:b/>
+        </w:rPr>
+        <w:t>prediction</w:t>
+      </w:r>
+      <w:r>
+        <w:rPr>
+          <w:b w:val="0"/>
+        </w:rPr>
+        <w:t xml:space="preserve"> is 27 cm. </w:t>
+      </w:r>
+      <w:r>
+        <w:rPr>
+          <w:b/>
+        </w:rPr>
+        <w:t>Residual</w:t>
+      </w:r>
+      <w:r>
+        <w:rPr>
+          <w:b w:val="0"/>
+        </w:rPr>
+        <w:t xml:space="preserve"> = actual − predicted = 30 − 27 = +3 cm.</w:t>
+      </w:r>
+    </w:p>
+    <w:p>
+      <w:pPr>
+        <w:spacing w:line="336" w:lineRule="auto" w:after="180"/>
+      </w:pPr>
+      <w:r>
+        <w:rPr>
+          <w:b w:val="0"/>
+        </w:rPr>
+        <w:t xml:space="preserve">Draw a fresh data → model → </w:t>
+      </w:r>
+      <w:r>
+        <w:rPr>
+          <w:b/>
+        </w:rPr>
+        <w:t>prediction</w:t>
+      </w:r>
+      <w:r>
+        <w:rPr>
+          <w:b w:val="0"/>
+        </w:rPr>
+        <w:t xml:space="preserve"> → evaluation trace:</w:t>
+      </w:r>
+    </w:p>
+    <w:p>
+      <w:pPr>
+        <w:pStyle w:val="Heading3"/>
+      </w:pPr>
+      <w:r>
         <w:t>A closer explanation</w:t>
       </w:r>
     </w:p>
     <w:p>
-      <w:r>
-        <w:t>Observed heights [4, 7, 9] cm and predictions [5, 6, 9] cm give residuals [-1, 1, 0] cm. The first prediction is too high, the second too low and the third exact. Mean signed residual is zero, yet two predictions are wrong. Opposite errors can cancel.</w:t>
+      <w:pPr>
+        <w:spacing w:line="336" w:lineRule="auto" w:after="180"/>
+      </w:pPr>
+      <w:r>
+        <w:rPr>
+          <w:b w:val="0"/>
+        </w:rPr>
+        <w:t xml:space="preserve">Observed heights [4, 7, 9] cm and </w:t>
+      </w:r>
+      <w:r>
+        <w:rPr>
+          <w:b/>
+        </w:rPr>
+        <w:t>prediction</w:t>
+      </w:r>
+      <w:r>
+        <w:rPr>
+          <w:b w:val="0"/>
+        </w:rPr>
+        <w:t xml:space="preserve">s [5, 6, 9] cm give </w:t>
+      </w:r>
+      <w:r>
+        <w:rPr>
+          <w:b/>
+        </w:rPr>
+        <w:t>residual</w:t>
+      </w:r>
+      <w:r>
+        <w:rPr>
+          <w:b w:val="0"/>
+        </w:rPr>
+        <w:t xml:space="preserve">s [-1, 1, 0] cm. The first </w:t>
+      </w:r>
+      <w:r>
+        <w:rPr>
+          <w:b/>
+        </w:rPr>
+        <w:t>prediction</w:t>
+      </w:r>
+      <w:r>
+        <w:rPr>
+          <w:b w:val="0"/>
+        </w:rPr>
+        <w:t xml:space="preserve"> is too high, the second too low and the third exact. Mean signed </w:t>
+      </w:r>
+      <w:r>
+        <w:rPr>
+          <w:b/>
+        </w:rPr>
+        <w:t>residual</w:t>
+      </w:r>
+      <w:r>
+        <w:rPr>
+          <w:b w:val="0"/>
+        </w:rPr>
+        <w:t xml:space="preserve"> is zero, yet two </w:t>
+      </w:r>
+      <w:r>
+        <w:rPr>
+          <w:b/>
+        </w:rPr>
+        <w:t>prediction</w:t>
+      </w:r>
+      <w:r>
+        <w:rPr>
+          <w:b w:val="0"/>
+        </w:rPr>
+        <w:t>s are wrong.</w:t>
+      </w:r>
+    </w:p>
+    <w:p>
+      <w:pPr>
+        <w:spacing w:line="336" w:lineRule="auto" w:after="180"/>
+      </w:pPr>
+      <w:r>
+        <w:rPr>
+          <w:b w:val="0"/>
+        </w:rPr>
+        <w:t>Opposite errors can cancel.</w:t>
       </w:r>
     </w:p>
     <w:p>
@@ -478,8 +1181,38 @@
       </w:r>
     </w:p>
     <w:p>
-      <w:r>
-        <w:t>Trace the calculation on paper before running this optional Python check. Use the stated fictional inputs and compare intermediate values. The code checks this example; your independent workbook case uses different evidence.</w:t>
+      <w:pPr>
+        <w:spacing w:line="336" w:lineRule="auto" w:after="180"/>
+      </w:pPr>
+      <w:r>
+        <w:rPr>
+          <w:b w:val="0"/>
+        </w:rPr>
+        <w:t xml:space="preserve">Trace the calculation on paper before running this optional Python check. Use the stated fictional </w:t>
+      </w:r>
+      <w:r>
+        <w:rPr>
+          <w:b/>
+        </w:rPr>
+        <w:t>input</w:t>
+      </w:r>
+      <w:r>
+        <w:rPr>
+          <w:b w:val="0"/>
+        </w:rPr>
+        <w:t xml:space="preserve">s and compare intermediate values. The code checks this example; your independent workbook case uses different </w:t>
+      </w:r>
+      <w:r>
+        <w:rPr>
+          <w:b/>
+        </w:rPr>
+        <w:t>evidence</w:t>
+      </w:r>
+      <w:r>
+        <w:rPr>
+          <w:b w:val="0"/>
+        </w:rPr>
+        <w:t>.</w:t>
       </w:r>
     </w:p>
     <w:p>
@@ -491,8 +1224,26 @@
       </w:r>
     </w:p>
     <w:p>
-      <w:r>
-        <w:t>Point to the input, the deciding step and the result in this week’s visual. Explain the same step in ordinary words. A picture helps when you can say what each part represents.</w:t>
+      <w:pPr>
+        <w:spacing w:line="336" w:lineRule="auto" w:after="180"/>
+      </w:pPr>
+      <w:r>
+        <w:rPr>
+          <w:b w:val="0"/>
+        </w:rPr>
+        <w:t xml:space="preserve">Point to the </w:t>
+      </w:r>
+      <w:r>
+        <w:rPr>
+          <w:b/>
+        </w:rPr>
+        <w:t>input</w:t>
+      </w:r>
+      <w:r>
+        <w:rPr>
+          <w:b w:val="0"/>
+        </w:rPr>
+        <w:t>, the deciding step and the result in this week’s visual. Explain the same step in ordinary words. A picture helps when you can say what each part represents.</w:t>
       </w:r>
     </w:p>
     <w:p>
@@ -505,6 +1256,17 @@
     </w:p>
     <w:p>
       <w:r>
+        <w:t>Compare the supplied cases for Regression and Residuals. Identify the detail that changes the conclusion.</w:t>
+      </w:r>
+    </w:p>
+    <w:p>
+      <w:pPr>
+        <w:spacing w:line="336" w:lineRule="auto" w:after="180"/>
+      </w:pPr>
+      <w:r>
+        <w:rPr>
+          <w:b/>
+        </w:rPr>
         <w:t>EVALUATION DESIGN</w:t>
       </w:r>
     </w:p>
@@ -517,7 +1279,13 @@
       </w:r>
     </w:p>
     <w:p>
-      <w:r>
+      <w:pPr>
+        <w:spacing w:line="336" w:lineRule="auto" w:after="180"/>
+      </w:pPr>
+      <w:r>
+        <w:rPr>
+          <w:b w:val="0"/>
+        </w:rPr>
         <w:t>A system is not understood until it survives more than one comfortable example.</w:t>
       </w:r>
     </w:p>
@@ -666,32 +1434,91 @@
       </w:r>
     </w:p>
     <w:p>
-      <w:r>
+      <w:pPr>
+        <w:spacing w:line="336" w:lineRule="auto" w:after="180"/>
+      </w:pPr>
+      <w:r>
+        <w:rPr>
+          <w:b w:val="0"/>
+        </w:rPr>
         <w:t>NORMAL  Expected data and expected behavior.</w:t>
       </w:r>
     </w:p>
     <w:p>
-      <w:r>
-        <w:t>BOUNDARY  Value close to a threshold, ambiguous label, or uncertain prediction.</w:t>
-      </w:r>
-    </w:p>
-    <w:p>
-      <w:r>
+      <w:pPr>
+        <w:pStyle w:val="Heading3"/>
+      </w:pPr>
+      <w:r>
+        <w:t>Keep this boundary clear</w:t>
+      </w:r>
+    </w:p>
+    <w:p>
+      <w:pPr>
+        <w:spacing w:line="336" w:lineRule="auto" w:after="180"/>
+        <w:shd w:fill="FFF5E6"/>
+      </w:pPr>
+      <w:r>
+        <w:rPr>
+          <w:b w:val="0"/>
+        </w:rPr>
+        <w:t xml:space="preserve">BOUNDARY  Value close to a threshold, ambiguous label, or uncertain </w:t>
+      </w:r>
+      <w:r>
+        <w:rPr>
+          <w:b/>
+        </w:rPr>
+        <w:t>prediction</w:t>
+      </w:r>
+      <w:r>
+        <w:rPr>
+          <w:b w:val="0"/>
+        </w:rPr>
+        <w:t>.</w:t>
+      </w:r>
+    </w:p>
+    <w:p>
+      <w:pPr>
+        <w:spacing w:line="336" w:lineRule="auto" w:after="180"/>
+      </w:pPr>
+      <w:r>
+        <w:rPr>
+          <w:b w:val="0"/>
+        </w:rPr>
         <w:t>MISSING  Necessary field, label, source, or measurement is unavailable.</w:t>
       </w:r>
     </w:p>
     <w:p>
-      <w:r>
+      <w:pPr>
+        <w:spacing w:line="336" w:lineRule="auto" w:after="180"/>
+      </w:pPr>
+      <w:r>
+        <w:rPr>
+          <w:b w:val="0"/>
+        </w:rPr>
         <w:t>SHIFTED  New lighting, species, device, subgroup, or time condition.</w:t>
       </w:r>
     </w:p>
     <w:p>
-      <w:r>
+      <w:pPr>
+        <w:spacing w:line="336" w:lineRule="auto" w:after="180"/>
+        <w:shd w:fill="FFF5E6"/>
+      </w:pPr>
+      <w:r>
+        <w:rPr>
+          <w:b w:val="0"/>
+        </w:rPr>
         <w:t>RELEASE RULE  Passing one case never proves generalization. Predefine expected behavior for all four categories.</w:t>
       </w:r>
     </w:p>
     <w:p>
-      <w:r>
+      <w:pPr>
+        <w:spacing w:line="336" w:lineRule="auto" w:after="180"/>
+        <w:shd w:fill="F5F1FB"/>
+      </w:pPr>
+      <w:r>
+        <w:rPr>
+          <w:b w:val="0"/>
+        </w:rPr>
         <w:t>Which case most threatens today's claim, and why?</w:t>
       </w:r>
     </w:p>
@@ -704,18 +1531,105 @@
       </w:r>
     </w:p>
     <w:p>
-      <w:r>
-        <w:t>Change: Raise all predictions by1 cm.</w:t>
-      </w:r>
-    </w:p>
-    <w:p>
-      <w:r>
-        <w:t>Prediction: Residuals become [-3, 0, 1]; mean=-2/3 cm and MAE=4/3 cm.</w:t>
-      </w:r>
-    </w:p>
-    <w:p>
-      <w:r>
-        <w:t>Reason: Each residual decreases by1 under the observed-minus-predicted convention.</w:t>
+      <w:pPr>
+        <w:pStyle w:val="Heading3"/>
+      </w:pPr>
+      <w:r>
+        <w:t>Change one thing</w:t>
+      </w:r>
+    </w:p>
+    <w:p>
+      <w:pPr>
+        <w:spacing w:line="336" w:lineRule="auto" w:after="180"/>
+        <w:shd w:fill="F5F1FB"/>
+      </w:pPr>
+      <w:r>
+        <w:rPr>
+          <w:b w:val="0"/>
+        </w:rPr>
+        <w:t xml:space="preserve">Change: Raise all </w:t>
+      </w:r>
+      <w:r>
+        <w:rPr>
+          <w:b/>
+        </w:rPr>
+        <w:t>prediction</w:t>
+      </w:r>
+      <w:r>
+        <w:rPr>
+          <w:b w:val="0"/>
+        </w:rPr>
+        <w:t>s by1 cm.</w:t>
+      </w:r>
+    </w:p>
+    <w:p>
+      <w:pPr>
+        <w:pStyle w:val="Heading3"/>
+      </w:pPr>
+      <w:r>
+        <w:t>Predicted result</w:t>
+      </w:r>
+    </w:p>
+    <w:p>
+      <w:pPr>
+        <w:spacing w:line="336" w:lineRule="auto" w:after="180"/>
+        <w:shd w:fill="F1F6FC"/>
+      </w:pPr>
+      <w:r>
+        <w:rPr>
+          <w:b/>
+        </w:rPr>
+        <w:t>Prediction</w:t>
+      </w:r>
+      <w:r>
+        <w:rPr>
+          <w:b w:val="0"/>
+        </w:rPr>
+        <w:t xml:space="preserve">: </w:t>
+      </w:r>
+      <w:r>
+        <w:rPr>
+          <w:b/>
+        </w:rPr>
+        <w:t>Residual</w:t>
+      </w:r>
+      <w:r>
+        <w:rPr>
+          <w:b w:val="0"/>
+        </w:rPr>
+        <w:t>s become [-3, 0, 1]; mean=-2/3 cm and MAE=4/3 cm.</w:t>
+      </w:r>
+    </w:p>
+    <w:p>
+      <w:pPr>
+        <w:pStyle w:val="Heading3"/>
+      </w:pPr>
+      <w:r>
+        <w:t>Why the result follows</w:t>
+      </w:r>
+    </w:p>
+    <w:p>
+      <w:pPr>
+        <w:spacing w:line="336" w:lineRule="auto" w:after="180"/>
+        <w:shd w:fill="F1F6FC"/>
+      </w:pPr>
+      <w:r>
+        <w:rPr>
+          <w:b w:val="0"/>
+        </w:rPr>
+        <w:t xml:space="preserve">Reason: Each </w:t>
+      </w:r>
+      <w:r>
+        <w:rPr>
+          <w:b/>
+        </w:rPr>
+        <w:t>residual</w:t>
+      </w:r>
+      <w:r>
+        <w:rPr>
+          <w:b w:val="0"/>
+        </w:rPr>
+        <w:t xml:space="preserve"> decreases by1 under the observed-minus-predicted convention.</w:t>
       </w:r>
     </w:p>
     <w:p>
@@ -728,6 +1642,17 @@
     </w:p>
     <w:p>
       <w:r>
+        <w:t>Use the vocabulary of Regression and Residuals to explain a concrete decision, rather than only memorising definitions.</w:t>
+      </w:r>
+    </w:p>
+    <w:p>
+      <w:pPr>
+        <w:spacing w:line="336" w:lineRule="auto" w:after="180"/>
+      </w:pPr>
+      <w:r>
+        <w:rPr>
+          <w:b/>
+        </w:rPr>
         <w:t>VOCABULARY</w:t>
       </w:r>
     </w:p>
@@ -740,7 +1665,13 @@
       </w:r>
     </w:p>
     <w:p>
-      <w:r>
+      <w:pPr>
+        <w:spacing w:line="336" w:lineRule="auto" w:after="180"/>
+      </w:pPr>
+      <w:r>
+        <w:rPr>
+          <w:b w:val="0"/>
+        </w:rPr>
         <w:t>A definition matters when it lets you interpret a new dataset, model, or result.</w:t>
       </w:r>
     </w:p>
@@ -1056,12 +1987,37 @@
       </w:tr>
     </w:tbl>
     <w:p>
-      <w:r>
-        <w:t>MISCONCEPTION TO REPAIR  Positive and negative residuals cancel, so their average proves accuracy.</w:t>
-      </w:r>
-    </w:p>
-    <w:p>
-      <w:r>
+      <w:pPr>
+        <w:spacing w:line="336" w:lineRule="auto" w:after="180"/>
+        <w:shd w:fill="FFF5E6"/>
+      </w:pPr>
+      <w:r>
+        <w:rPr>
+          <w:b w:val="0"/>
+        </w:rPr>
+        <w:t xml:space="preserve">MISCONCEPTION TO REPAIR  Positive and negative </w:t>
+      </w:r>
+      <w:r>
+        <w:rPr>
+          <w:b/>
+        </w:rPr>
+        <w:t>residual</w:t>
+      </w:r>
+      <w:r>
+        <w:rPr>
+          <w:b w:val="0"/>
+        </w:rPr>
+        <w:t>s cancel, so their average proves accuracy.</w:t>
+      </w:r>
+    </w:p>
+    <w:p>
+      <w:pPr>
+        <w:spacing w:line="336" w:lineRule="auto" w:after="180"/>
+      </w:pPr>
+      <w:r>
+        <w:rPr>
+          <w:b w:val="0"/>
+        </w:rPr>
         <w:t>Repair the claim using a definition, calculation, or test record:</w:t>
       </w:r>
     </w:p>
@@ -1207,7 +2163,24 @@
     </w:p>
     <w:p>
       <w:r>
-        <w:t>WORKED EVIDENCE</w:t>
+        <w:t>Follow the worked trace for Regression and Residuals, predict a step, then compare with its explanation.</w:t>
+      </w:r>
+    </w:p>
+    <w:p>
+      <w:pPr>
+        <w:spacing w:line="336" w:lineRule="auto" w:after="180"/>
+      </w:pPr>
+      <w:r>
+        <w:rPr>
+          <w:b/>
+        </w:rPr>
+        <w:t xml:space="preserve">WORKED </w:t>
+      </w:r>
+      <w:r>
+        <w:rPr>
+          <w:b/>
+        </w:rPr>
+        <w:t>EVIDENCE</w:t>
       </w:r>
     </w:p>
     <w:p>
@@ -1219,8 +2192,26 @@
       </w:r>
     </w:p>
     <w:p>
-      <w:r>
-        <w:t>Predict first. Then check each step. A correct answer without visible evidence cannot be audited.</w:t>
+      <w:pPr>
+        <w:spacing w:line="336" w:lineRule="auto" w:after="180"/>
+      </w:pPr>
+      <w:r>
+        <w:rPr>
+          <w:b w:val="0"/>
+        </w:rPr>
+        <w:t xml:space="preserve">Predict first. Then check each step. A correct answer without visible </w:t>
+      </w:r>
+      <w:r>
+        <w:rPr>
+          <w:b/>
+        </w:rPr>
+        <w:t>evidence</w:t>
+      </w:r>
+      <w:r>
+        <w:rPr>
+          <w:b w:val="0"/>
+        </w:rPr>
+        <w:t xml:space="preserve"> cannot be audited.</w:t>
       </w:r>
     </w:p>
     <w:p>
@@ -1260,33 +2251,166 @@
       </w:r>
     </w:p>
     <w:p>
-      <w:r>
-        <w:t>STEP 1  Actual plant height is 30 cm; prediction is 27 cm.</w:t>
-      </w:r>
-    </w:p>
-    <w:p>
-      <w:r>
-        <w:t>STEP 2  Residual = actual − predicted = 30 − 27 = +3 cm.</w:t>
-      </w:r>
-    </w:p>
-    <w:p>
-      <w:r>
-        <w:t>STEP 3  Another case has actual 20 and predicted 24, residual −4 cm.</w:t>
-      </w:r>
-    </w:p>
-    <w:p>
-      <w:r>
-        <w:t>STEP 4  Plot residuals; a pattern above or below zero suggests systematic model error.</w:t>
-      </w:r>
-    </w:p>
-    <w:p>
-      <w:r>
+      <w:pPr>
+        <w:pStyle w:val="Heading3"/>
+      </w:pPr>
+      <w:r>
+        <w:t>Step 1</w:t>
+      </w:r>
+    </w:p>
+    <w:p>
+      <w:pPr>
+        <w:spacing w:line="336" w:lineRule="auto" w:after="180"/>
+        <w:shd w:fill="F4F9FC"/>
+      </w:pPr>
+      <w:r>
+        <w:rPr>
+          <w:b w:val="0"/>
+        </w:rPr>
+        <w:t xml:space="preserve">STEP 1  Actual plant height is 30 cm; </w:t>
+      </w:r>
+      <w:r>
+        <w:rPr>
+          <w:b/>
+        </w:rPr>
+        <w:t>prediction</w:t>
+      </w:r>
+      <w:r>
+        <w:rPr>
+          <w:b w:val="0"/>
+        </w:rPr>
+        <w:t xml:space="preserve"> is 27 cm.</w:t>
+      </w:r>
+    </w:p>
+    <w:p>
+      <w:pPr>
+        <w:pStyle w:val="Heading3"/>
+      </w:pPr>
+      <w:r>
+        <w:t>Step 2</w:t>
+      </w:r>
+    </w:p>
+    <w:p>
+      <w:pPr>
+        <w:spacing w:line="336" w:lineRule="auto" w:after="180"/>
+        <w:shd w:fill="F4F9FC"/>
+      </w:pPr>
+      <w:r>
+        <w:rPr>
+          <w:b w:val="0"/>
+        </w:rPr>
+        <w:t xml:space="preserve">STEP 2  </w:t>
+      </w:r>
+      <w:r>
+        <w:rPr>
+          <w:b/>
+        </w:rPr>
+        <w:t>Residual</w:t>
+      </w:r>
+      <w:r>
+        <w:rPr>
+          <w:b w:val="0"/>
+        </w:rPr>
+        <w:t xml:space="preserve"> = actual − predicted = 30 − 27 = +3 cm.</w:t>
+      </w:r>
+    </w:p>
+    <w:p>
+      <w:pPr>
+        <w:pStyle w:val="Heading3"/>
+      </w:pPr>
+      <w:r>
+        <w:t>Step 3</w:t>
+      </w:r>
+    </w:p>
+    <w:p>
+      <w:pPr>
+        <w:spacing w:line="336" w:lineRule="auto" w:after="180"/>
+        <w:shd w:fill="F4F9FC"/>
+      </w:pPr>
+      <w:r>
+        <w:rPr>
+          <w:b w:val="0"/>
+        </w:rPr>
+        <w:t xml:space="preserve">STEP 3  Another case has actual 20 and predicted 24, </w:t>
+      </w:r>
+      <w:r>
+        <w:rPr>
+          <w:b/>
+        </w:rPr>
+        <w:t>residual</w:t>
+      </w:r>
+      <w:r>
+        <w:rPr>
+          <w:b w:val="0"/>
+        </w:rPr>
+        <w:t xml:space="preserve"> −4 cm.</w:t>
+      </w:r>
+    </w:p>
+    <w:p>
+      <w:pPr>
+        <w:pStyle w:val="Heading3"/>
+      </w:pPr>
+      <w:r>
+        <w:t>Step 4</w:t>
+      </w:r>
+    </w:p>
+    <w:p>
+      <w:pPr>
+        <w:spacing w:line="336" w:lineRule="auto" w:after="180"/>
+        <w:shd w:fill="F4F9FC"/>
+      </w:pPr>
+      <w:r>
+        <w:rPr>
+          <w:b w:val="0"/>
+        </w:rPr>
+        <w:t xml:space="preserve">STEP 4  Plot </w:t>
+      </w:r>
+      <w:r>
+        <w:rPr>
+          <w:b/>
+        </w:rPr>
+        <w:t>residual</w:t>
+      </w:r>
+      <w:r>
+        <w:rPr>
+          <w:b w:val="0"/>
+        </w:rPr>
+        <w:t>s; a pattern above or below zero suggests systematic model error.</w:t>
+      </w:r>
+    </w:p>
+    <w:p>
+      <w:pPr>
+        <w:spacing w:line="336" w:lineRule="auto" w:after="180"/>
+        <w:shd w:fill="EDF7F3"/>
+      </w:pPr>
+      <w:r>
+        <w:rPr>
+          <w:b w:val="0"/>
+        </w:rPr>
         <w:t>CHECK  Verify the denominator, unit, split, class definition, and data version before interpreting a score.</w:t>
       </w:r>
     </w:p>
     <w:p>
-      <w:r>
-        <w:t>Recalculate, retrace, or restate the evidence independently:</w:t>
+      <w:pPr>
+        <w:spacing w:line="336" w:lineRule="auto" w:after="180"/>
+      </w:pPr>
+      <w:r>
+        <w:rPr>
+          <w:b w:val="0"/>
+        </w:rPr>
+        <w:t xml:space="preserve">Recalculate, retrace, or restate the </w:t>
+      </w:r>
+      <w:r>
+        <w:rPr>
+          <w:b/>
+        </w:rPr>
+        <w:t>evidence</w:t>
+      </w:r>
+      <w:r>
+        <w:rPr>
+          <w:b w:val="0"/>
+        </w:rPr>
+        <w:t xml:space="preserve"> independently:</w:t>
       </w:r>
     </w:p>
     <w:p>
@@ -1490,7 +2614,13 @@
       </w:r>
     </w:p>
     <w:p>
-      <w:r>
+      <w:pPr>
+        <w:spacing w:line="336" w:lineRule="auto" w:after="180"/>
+      </w:pPr>
+      <w:r>
+        <w:rPr>
+          <w:b w:val="0"/>
+        </w:rPr>
         <w:t>Cover the result before checking it. Say what is given, choose the procedure, and follow one step at a time. Then uncover the result and explain your first mismatch. Ask why a step is allowed, not only what number it produces.</w:t>
       </w:r>
     </w:p>
@@ -1503,8 +2633,26 @@
       </w:r>
     </w:p>
     <w:p>
-      <w:r>
-        <w:t>Use residual signs to say whether each plant-height estimate is too high or low.</w:t>
+      <w:pPr>
+        <w:spacing w:line="336" w:lineRule="auto" w:after="180"/>
+      </w:pPr>
+      <w:r>
+        <w:rPr>
+          <w:b w:val="0"/>
+        </w:rPr>
+        <w:t xml:space="preserve">Use </w:t>
+      </w:r>
+      <w:r>
+        <w:rPr>
+          <w:b/>
+        </w:rPr>
+        <w:t>residual</w:t>
+      </w:r>
+      <w:r>
+        <w:rPr>
+          <w:b w:val="0"/>
+        </w:rPr>
+        <w:t xml:space="preserve"> signs to say whether each plant-height estimate is too high or low.</w:t>
       </w:r>
     </w:p>
     <w:p>
@@ -1516,13 +2664,61 @@
       </w:r>
     </w:p>
     <w:p>
-      <w:r>
-        <w:t>Residual=observed-predicted. Observed heights [5, 8, 12] cm; predicted [7, 7, 10] cm.</w:t>
-      </w:r>
-    </w:p>
-    <w:p>
-      <w:r>
-        <w:t>All inputs and outcomes in this worked example are invented classroom data; no real model run is claimed.</w:t>
+      <w:pPr>
+        <w:pStyle w:val="Heading3"/>
+      </w:pPr>
+      <w:r>
+        <w:t>Supplied facts</w:t>
+      </w:r>
+    </w:p>
+    <w:p>
+      <w:pPr>
+        <w:spacing w:line="336" w:lineRule="auto" w:after="180"/>
+        <w:shd w:fill="F1F6FC"/>
+      </w:pPr>
+      <w:r>
+        <w:rPr>
+          <w:b/>
+        </w:rPr>
+        <w:t>Residual</w:t>
+      </w:r>
+      <w:r>
+        <w:rPr>
+          <w:b w:val="0"/>
+        </w:rPr>
+        <w:t>=observed-predicted. Observed heights [5, 8, 12] cm; predicted [7, 7, 10] cm.</w:t>
+      </w:r>
+    </w:p>
+    <w:p>
+      <w:pPr>
+        <w:pStyle w:val="Heading3"/>
+      </w:pPr>
+      <w:r>
+        <w:t>Supplied facts</w:t>
+      </w:r>
+    </w:p>
+    <w:p>
+      <w:pPr>
+        <w:spacing w:line="336" w:lineRule="auto" w:after="180"/>
+        <w:shd w:fill="F1F6FC"/>
+      </w:pPr>
+      <w:r>
+        <w:rPr>
+          <w:b w:val="0"/>
+        </w:rPr>
+        <w:t xml:space="preserve">All </w:t>
+      </w:r>
+      <w:r>
+        <w:rPr>
+          <w:b/>
+        </w:rPr>
+        <w:t>input</w:t>
+      </w:r>
+      <w:r>
+        <w:rPr>
+          <w:b w:val="0"/>
+        </w:rPr>
+        <w:t>s and outcomes in this worked example are invented classroom data; no real model run is claimed.</w:t>
       </w:r>
     </w:p>
     <w:p>
@@ -1721,31 +2917,163 @@
       </w:r>
     </w:p>
     <w:p>
-      <w:r>
-        <w:t>Read the picture in order. Mean residual is 1/3 cm; MAE is 5/3 cm, so small signed mean does not imply small errors. The arrows show which recorded input or intermediate result each decision uses. Explain the deciding step aloud before checking the changed case; pointing to the final answer alone does not show how it follows.</w:t>
-      </w:r>
-    </w:p>
-    <w:p>
       <w:pPr>
         <w:pStyle w:val="Heading3"/>
       </w:pPr>
       <w:r>
+        <w:t>Why the result follows</w:t>
+      </w:r>
+    </w:p>
+    <w:p>
+      <w:pPr>
+        <w:spacing w:line="336" w:lineRule="auto" w:after="180"/>
+        <w:shd w:fill="F1F6FC"/>
+      </w:pPr>
+      <w:r>
+        <w:rPr>
+          <w:b w:val="0"/>
+        </w:rPr>
+        <w:t xml:space="preserve">Read the picture in order. Mean </w:t>
+      </w:r>
+      <w:r>
+        <w:rPr>
+          <w:b/>
+        </w:rPr>
+        <w:t>residual</w:t>
+      </w:r>
+      <w:r>
+        <w:rPr>
+          <w:b w:val="0"/>
+        </w:rPr>
+        <w:t xml:space="preserve"> is 1/3 cm; MAE is 5/3 cm, so small signed mean does not imply small errors. The arrows show which recorded </w:t>
+      </w:r>
+      <w:r>
+        <w:rPr>
+          <w:b/>
+        </w:rPr>
+        <w:t>input</w:t>
+      </w:r>
+      <w:r>
+        <w:rPr>
+          <w:b w:val="0"/>
+        </w:rPr>
+        <w:t xml:space="preserve"> or intermediate result each decision uses.</w:t>
+      </w:r>
+    </w:p>
+    <w:p>
+      <w:pPr>
+        <w:spacing w:line="336" w:lineRule="auto" w:after="180"/>
+        <w:shd w:fill="F1F6FC"/>
+      </w:pPr>
+      <w:r>
+        <w:rPr>
+          <w:b w:val="0"/>
+        </w:rPr>
+        <w:t>Explain the deciding step aloud before checking the changed case; pointing to the final answer alone does not show how it follows.</w:t>
+      </w:r>
+    </w:p>
+    <w:p>
+      <w:pPr>
+        <w:pStyle w:val="Heading3"/>
+      </w:pPr>
+      <w:r>
         <w:t>What this example does not establish</w:t>
       </w:r>
     </w:p>
     <w:p>
-      <w:r>
-        <w:t>Always declare the residual sign convention; some software uses predicted minus observed.</w:t>
-      </w:r>
-    </w:p>
-    <w:p>
-      <w:r>
-        <w:t>Read the labelled picture: Which statistic reveals the size of errors without cancellation? Point to the relevant step in the picture, then write the changed result and the rule or evidence that supports it.</w:t>
-      </w:r>
-    </w:p>
-    <w:p>
-      <w:r>
-        <w:t>Change one thing: Raise all predictions by1 cm. Predict the result before checking the explanation. What remains the same?</w:t>
+      <w:pPr>
+        <w:pStyle w:val="Heading3"/>
+      </w:pPr>
+      <w:r>
+        <w:t>Keep the stated limit</w:t>
+      </w:r>
+    </w:p>
+    <w:p>
+      <w:pPr>
+        <w:spacing w:line="336" w:lineRule="auto" w:after="180"/>
+        <w:shd w:fill="FFF5E6"/>
+      </w:pPr>
+      <w:r>
+        <w:rPr>
+          <w:b w:val="0"/>
+        </w:rPr>
+        <w:t xml:space="preserve">Always declare the </w:t>
+      </w:r>
+      <w:r>
+        <w:rPr>
+          <w:b/>
+        </w:rPr>
+        <w:t>residual</w:t>
+      </w:r>
+      <w:r>
+        <w:rPr>
+          <w:b w:val="0"/>
+        </w:rPr>
+        <w:t xml:space="preserve"> sign convention; some software uses predicted minus observed.</w:t>
+      </w:r>
+    </w:p>
+    <w:p>
+      <w:pPr>
+        <w:pStyle w:val="Heading3"/>
+      </w:pPr>
+      <w:r>
+        <w:t>Keep the stated limit</w:t>
+      </w:r>
+    </w:p>
+    <w:p>
+      <w:pPr>
+        <w:spacing w:line="336" w:lineRule="auto" w:after="180"/>
+        <w:shd w:fill="FFF5E6"/>
+      </w:pPr>
+      <w:r>
+        <w:rPr>
+          <w:b w:val="0"/>
+        </w:rPr>
+        <w:t xml:space="preserve">Read the labelled picture: Which statistic reveals the size of errors without cancellation? Point to the relevant step in the picture, then write the changed result and the rule or </w:t>
+      </w:r>
+      <w:r>
+        <w:rPr>
+          <w:b/>
+        </w:rPr>
+        <w:t>evidence</w:t>
+      </w:r>
+      <w:r>
+        <w:rPr>
+          <w:b w:val="0"/>
+        </w:rPr>
+        <w:t xml:space="preserve"> that supports it.</w:t>
+      </w:r>
+    </w:p>
+    <w:p>
+      <w:pPr>
+        <w:pStyle w:val="Heading3"/>
+      </w:pPr>
+      <w:r>
+        <w:t>Keep the stated limit</w:t>
+      </w:r>
+    </w:p>
+    <w:p>
+      <w:pPr>
+        <w:spacing w:line="336" w:lineRule="auto" w:after="180"/>
+        <w:shd w:fill="FFF5E6"/>
+      </w:pPr>
+      <w:r>
+        <w:rPr>
+          <w:b w:val="0"/>
+        </w:rPr>
+        <w:t xml:space="preserve">Change one thing: Raise all </w:t>
+      </w:r>
+      <w:r>
+        <w:rPr>
+          <w:b/>
+        </w:rPr>
+        <w:t>prediction</w:t>
+      </w:r>
+      <w:r>
+        <w:rPr>
+          <w:b w:val="0"/>
+        </w:rPr>
+        <w:t>s by1 cm. Predict the result before checking the explanation. What remains the same?</w:t>
       </w:r>
     </w:p>
     <w:p>
@@ -1758,6 +3086,26 @@
     </w:p>
     <w:p>
       <w:r>
+        <w:t>Find the unsupported step in the Regression and Residuals claim and explain a repair using the supplied evidence.</w:t>
+      </w:r>
+    </w:p>
+    <w:p>
+      <w:pPr>
+        <w:pStyle w:val="Heading3"/>
+      </w:pPr>
+      <w:r>
+        <w:t>Find the first error</w:t>
+      </w:r>
+    </w:p>
+    <w:p>
+      <w:pPr>
+        <w:spacing w:line="336" w:lineRule="auto" w:after="180"/>
+        <w:shd w:fill="FFF5E6"/>
+      </w:pPr>
+      <w:r>
+        <w:rPr>
+          <w:b w:val="0"/>
+        </w:rPr>
         <w:t>ERROR DETECTIVE</w:t>
       </w:r>
     </w:p>
@@ -1770,7 +3118,13 @@
       </w:r>
     </w:p>
     <w:p>
-      <w:r>
+      <w:pPr>
+        <w:spacing w:line="336" w:lineRule="auto" w:after="180"/>
+      </w:pPr>
+      <w:r>
+        <w:rPr>
+          <w:b w:val="0"/>
+        </w:rPr>
         <w:t>Do not patch the answer. Find the earliest unsupported assumption, data problem, or experiment error.</w:t>
       </w:r>
     </w:p>
@@ -2021,12 +3375,37 @@
       </w:tr>
     </w:tbl>
     <w:p>
-      <w:r>
-        <w:t>CLAIM TO CHALLENGE  Positive and negative residuals cancel, so their average proves accuracy.</w:t>
-      </w:r>
-    </w:p>
-    <w:p>
-      <w:r>
+      <w:pPr>
+        <w:spacing w:line="336" w:lineRule="auto" w:after="180"/>
+        <w:shd w:fill="FFF5E6"/>
+      </w:pPr>
+      <w:r>
+        <w:rPr>
+          <w:b w:val="0"/>
+        </w:rPr>
+        <w:t xml:space="preserve">CLAIM TO CHALLENGE  Positive and negative </w:t>
+      </w:r>
+      <w:r>
+        <w:rPr>
+          <w:b/>
+        </w:rPr>
+        <w:t>residual</w:t>
+      </w:r>
+      <w:r>
+        <w:rPr>
+          <w:b w:val="0"/>
+        </w:rPr>
+        <w:t>s cancel, so their average proves accuracy.</w:t>
+      </w:r>
+    </w:p>
+    <w:p>
+      <w:pPr>
+        <w:spacing w:line="336" w:lineRule="auto" w:after="180"/>
+      </w:pPr>
+      <w:r>
+        <w:rPr>
+          <w:b w:val="0"/>
+        </w:rPr>
         <w:t>Diagnose one cause and name the cleanest next experiment:</w:t>
       </w:r>
     </w:p>
@@ -2039,8 +3418,37 @@
       </w:r>
     </w:p>
     <w:p>
-      <w:r>
-        <w:t>A residual of zero is an agreement with the measured target, not proof that the measurement is perfect. Do not compare errors measured in cm directly with errors measured in metres. Keep the same row pairing, unit and sign convention throughout.</w:t>
+      <w:pPr>
+        <w:spacing w:line="336" w:lineRule="auto" w:after="180"/>
+      </w:pPr>
+      <w:r>
+        <w:rPr>
+          <w:b w:val="0"/>
+        </w:rPr>
+        <w:t xml:space="preserve">A </w:t>
+      </w:r>
+      <w:r>
+        <w:rPr>
+          <w:b/>
+        </w:rPr>
+        <w:t>residual</w:t>
+      </w:r>
+      <w:r>
+        <w:rPr>
+          <w:b w:val="0"/>
+        </w:rPr>
+        <w:t xml:space="preserve"> of zero is an agreement with the measured target, not proof that the measurement is perfect. Do not compare errors measured in cm directly with errors measured in metres.</w:t>
+      </w:r>
+    </w:p>
+    <w:p>
+      <w:pPr>
+        <w:spacing w:line="336" w:lineRule="auto" w:after="180"/>
+      </w:pPr>
+      <w:r>
+        <w:rPr>
+          <w:b w:val="0"/>
+        </w:rPr>
+        <w:t>Keep the same row pairing, unit and sign convention throughout.</w:t>
       </w:r>
     </w:p>
     <w:p>
@@ -2081,6 +3489,17 @@
     </w:p>
     <w:p>
       <w:r>
+        <w:t>Practise Regression and Residuals with support, then explain the deciding step in your own words.</w:t>
+      </w:r>
+    </w:p>
+    <w:p>
+      <w:pPr>
+        <w:spacing w:line="336" w:lineRule="auto" w:after="180"/>
+      </w:pPr>
+      <w:r>
+        <w:rPr>
+          <w:b/>
+        </w:rPr>
         <w:t>ML STUDIO</w:t>
       </w:r>
     </w:p>
@@ -2093,7 +3512,13 @@
       </w:r>
     </w:p>
     <w:p>
-      <w:r>
+      <w:pPr>
+        <w:spacing w:line="336" w:lineRule="auto" w:after="180"/>
+      </w:pPr>
+      <w:r>
+        <w:rPr>
+          <w:b w:val="0"/>
+        </w:rPr>
         <w:t>A trustworthy result can be reproduced from the recorded data, code, settings, and evaluation rule.</w:t>
       </w:r>
     </w:p>
@@ -2142,37 +3567,106 @@
       </w:r>
     </w:p>
     <w:p>
-      <w:r>
+      <w:pPr>
+        <w:pStyle w:val="Heading3"/>
+      </w:pPr>
+      <w:r>
+        <w:t>Question to explain</w:t>
+      </w:r>
+    </w:p>
+    <w:p>
+      <w:pPr>
+        <w:spacing w:line="336" w:lineRule="auto" w:after="180"/>
+        <w:shd w:fill="F5F1FB"/>
+      </w:pPr>
+      <w:r>
+        <w:rPr>
+          <w:b w:val="0"/>
+        </w:rPr>
         <w:t>QUESTION + intended use + success threshold</w:t>
       </w:r>
     </w:p>
     <w:p>
-      <w:r>
+      <w:pPr>
+        <w:spacing w:line="336" w:lineRule="auto" w:after="180"/>
+      </w:pPr>
+      <w:r>
+        <w:rPr>
+          <w:b w:val="0"/>
+        </w:rPr>
         <w:t>DATA version + grouped split + leakage check</w:t>
       </w:r>
     </w:p>
     <w:p>
-      <w:r>
-        <w:t>CODE/preprocessing + features + model + settings + seed</w:t>
-      </w:r>
-    </w:p>
-    <w:p>
-      <w:r>
+      <w:pPr>
+        <w:spacing w:line="336" w:lineRule="auto" w:after="180"/>
+      </w:pPr>
+      <w:r>
+        <w:rPr>
+          <w:b w:val="0"/>
+        </w:rPr>
+        <w:t>CODE/pre</w:t>
+      </w:r>
+      <w:r>
+        <w:rPr>
+          <w:b/>
+        </w:rPr>
+        <w:t>process</w:t>
+      </w:r>
+      <w:r>
+        <w:rPr>
+          <w:b w:val="0"/>
+        </w:rPr>
+        <w:t>ing + features + model + settings + seed</w:t>
+      </w:r>
+    </w:p>
+    <w:p>
+      <w:pPr>
+        <w:spacing w:line="336" w:lineRule="auto" w:after="180"/>
+      </w:pPr>
+      <w:r>
+        <w:rPr>
+          <w:b w:val="0"/>
+        </w:rPr>
         <w:t>METRICS + positive class + units + denominators</w:t>
       </w:r>
     </w:p>
     <w:p>
-      <w:r>
-        <w:t>PREDICTIONS + errors + subgroup slices + limitations</w:t>
-      </w:r>
-    </w:p>
-    <w:p>
-      <w:r>
+      <w:pPr>
+        <w:spacing w:line="336" w:lineRule="auto" w:after="180"/>
+      </w:pPr>
+      <w:r>
+        <w:rPr>
+          <w:b/>
+        </w:rPr>
+        <w:t>PREDICTION</w:t>
+      </w:r>
+      <w:r>
+        <w:rPr>
+          <w:b w:val="0"/>
+        </w:rPr>
+        <w:t>S + errors + subgroup slices + limitations</w:t>
+      </w:r>
+    </w:p>
+    <w:p>
+      <w:pPr>
+        <w:spacing w:line="336" w:lineRule="auto" w:after="180"/>
+      </w:pPr>
+      <w:r>
+        <w:rPr>
+          <w:b w:val="0"/>
+        </w:rPr>
         <w:t>HUMAN reviewer + release, revise, limit, or stop decision</w:t>
       </w:r>
     </w:p>
     <w:p>
-      <w:r>
+      <w:pPr>
+        <w:spacing w:line="336" w:lineRule="auto" w:after="180"/>
+      </w:pPr>
+      <w:r>
+        <w:rPr>
+          <w:b w:val="0"/>
+        </w:rPr>
         <w:t>Write the minimum record needed to reproduce today's result:</w:t>
       </w:r>
     </w:p>
@@ -2185,8 +3679,49 @@
       </w:r>
     </w:p>
     <w:p>
-      <w:r>
-        <w:t>If predictions for early, middle and late growth have residuals -2, 0, 3 cm, the model moves from overpredicting to underpredicting across those records. Investigate whether a straight-line assumption or a missing condition could explain it. Check measurement consistency before adding complexity.</w:t>
+      <w:pPr>
+        <w:spacing w:line="336" w:lineRule="auto" w:after="180"/>
+      </w:pPr>
+      <w:r>
+        <w:rPr>
+          <w:b w:val="0"/>
+        </w:rPr>
+        <w:t xml:space="preserve">If </w:t>
+      </w:r>
+      <w:r>
+        <w:rPr>
+          <w:b/>
+        </w:rPr>
+        <w:t>prediction</w:t>
+      </w:r>
+      <w:r>
+        <w:rPr>
+          <w:b w:val="0"/>
+        </w:rPr>
+        <w:t xml:space="preserve">s for early, middle and late growth have </w:t>
+      </w:r>
+      <w:r>
+        <w:rPr>
+          <w:b/>
+        </w:rPr>
+        <w:t>residual</w:t>
+      </w:r>
+      <w:r>
+        <w:rPr>
+          <w:b w:val="0"/>
+        </w:rPr>
+        <w:t>s -2, 0, 3 cm, the model moves from overpredicting to underpredicting across those records.</w:t>
+      </w:r>
+    </w:p>
+    <w:p>
+      <w:pPr>
+        <w:spacing w:line="336" w:lineRule="auto" w:after="180"/>
+      </w:pPr>
+      <w:r>
+        <w:rPr>
+          <w:b w:val="0"/>
+        </w:rPr>
+        <w:t>Investigate whether a straight-line assumption or a missing condition could explain it. Check measurement consistency before adding complexity.</w:t>
       </w:r>
     </w:p>
     <w:p>
@@ -2198,8 +3733,50 @@
       </w:r>
     </w:p>
     <w:p>
-      <w:r>
-        <w:t>Use workbook W2 for the connected example “Regression and residuals”. First fill the input and rule boxes. Try the middle steps before asking for a hint. After a hint, try the next step yourself.</w:t>
+      <w:pPr>
+        <w:spacing w:line="336" w:lineRule="auto" w:after="180"/>
+      </w:pPr>
+      <w:r>
+        <w:rPr>
+          <w:b w:val="0"/>
+        </w:rPr>
+        <w:t>Use workbook W2 for the connected example “</w:t>
+      </w:r>
+      <w:r>
+        <w:rPr>
+          <w:b/>
+        </w:rPr>
+        <w:t>Regression</w:t>
+      </w:r>
+      <w:r>
+        <w:rPr>
+          <w:b w:val="0"/>
+        </w:rPr>
+        <w:t xml:space="preserve"> and </w:t>
+      </w:r>
+      <w:r>
+        <w:rPr>
+          <w:b/>
+        </w:rPr>
+        <w:t>residual</w:t>
+      </w:r>
+      <w:r>
+        <w:rPr>
+          <w:b w:val="0"/>
+        </w:rPr>
+        <w:t xml:space="preserve">s”. First fill the </w:t>
+      </w:r>
+      <w:r>
+        <w:rPr>
+          <w:b/>
+        </w:rPr>
+        <w:t>input</w:t>
+      </w:r>
+      <w:r>
+        <w:rPr>
+          <w:b w:val="0"/>
+        </w:rPr>
+        <w:t xml:space="preserve"> and rule boxes. Try the middle steps before asking for a hint. After a hint, try the next step yourself.</w:t>
       </w:r>
     </w:p>
     <w:tbl>
@@ -2282,7 +3859,13 @@
       </w:tr>
     </w:tbl>
     <w:p>
-      <w:r>
+      <w:pPr>
+        <w:spacing w:line="336" w:lineRule="auto" w:after="180"/>
+      </w:pPr>
+      <w:r>
+        <w:rPr>
+          <w:b w:val="0"/>
+        </w:rPr>
         <w:t>Explain your trace to a partner. Your partner points to one step to check. Swap roles on the next case. Each person writes their own explanation.</w:t>
       </w:r>
     </w:p>
@@ -2295,12 +3878,48 @@
       </w:r>
     </w:p>
     <w:p>
-      <w:r>
-        <w:t>Use the worked case for Regression and residuals. Proposed explanation: “A final answer is enough”. Decide whether this explanation is supported. Point to the step or supplied fact that decides; explain your repair if needed.</w:t>
-      </w:r>
-    </w:p>
-    <w:p>
-      <w:r>
+      <w:pPr>
+        <w:spacing w:line="336" w:lineRule="auto" w:after="180"/>
+      </w:pPr>
+      <w:r>
+        <w:rPr>
+          <w:b w:val="0"/>
+        </w:rPr>
+        <w:t xml:space="preserve">Use the worked case for </w:t>
+      </w:r>
+      <w:r>
+        <w:rPr>
+          <w:b/>
+        </w:rPr>
+        <w:t>Regression</w:t>
+      </w:r>
+      <w:r>
+        <w:rPr>
+          <w:b w:val="0"/>
+        </w:rPr>
+        <w:t xml:space="preserve"> and </w:t>
+      </w:r>
+      <w:r>
+        <w:rPr>
+          <w:b/>
+        </w:rPr>
+        <w:t>residual</w:t>
+      </w:r>
+      <w:r>
+        <w:rPr>
+          <w:b w:val="0"/>
+        </w:rPr>
+        <w:t>s. Proposed explanation: “A final answer is enough”. Decide whether this explanation is supported. Point to the step or supplied fact that decides; explain your repair if needed.</w:t>
+      </w:r>
+    </w:p>
+    <w:p>
+      <w:pPr>
+        <w:spacing w:line="336" w:lineRule="auto" w:after="180"/>
+      </w:pPr>
+      <w:r>
+        <w:rPr>
+          <w:b w:val="0"/>
+        </w:rPr>
         <w:t>Answer on your own before discussion. If you are unsure, say which step you need help with.</w:t>
       </w:r>
     </w:p>
@@ -2313,8 +3932,26 @@
       </w:r>
     </w:p>
     <w:p>
-      <w:r>
-        <w:t>Which statistic reveals the size of errors without cancellation? Point to the relevant step in the picture, then write the changed result and the rule or evidence that supports it.</w:t>
+      <w:pPr>
+        <w:spacing w:line="336" w:lineRule="auto" w:after="180"/>
+      </w:pPr>
+      <w:r>
+        <w:rPr>
+          <w:b w:val="0"/>
+        </w:rPr>
+        <w:t xml:space="preserve">Which statistic reveals the size of errors without cancellation? Point to the relevant step in the picture, then write the changed result and the rule or </w:t>
+      </w:r>
+      <w:r>
+        <w:rPr>
+          <w:b/>
+        </w:rPr>
+        <w:t>evidence</w:t>
+      </w:r>
+      <w:r>
+        <w:rPr>
+          <w:b w:val="0"/>
+        </w:rPr>
+        <w:t xml:space="preserve"> that supports it.</w:t>
       </w:r>
     </w:p>
     <w:p>
@@ -2346,7 +3983,13 @@
       </w:r>
     </w:p>
     <w:p>
-      <w:r>
+      <w:pPr>
+        <w:spacing w:line="336" w:lineRule="auto" w:after="180"/>
+      </w:pPr>
+      <w:r>
+        <w:rPr>
+          <w:b w:val="0"/>
+        </w:rPr>
         <w:t>This is supported practice. Keep the separately named independent case for an attempt before feedback.</w:t>
       </w:r>
     </w:p>
@@ -2360,7 +4003,24 @@
     </w:p>
     <w:p>
       <w:r>
-        <w:t>EVIDENCE LAB</w:t>
+        <w:t>Investigate Regression and Residuals. Record the prediction, actual observation or labelled paper trace, explanation and next test separately.</w:t>
+      </w:r>
+    </w:p>
+    <w:p>
+      <w:pPr>
+        <w:spacing w:line="336" w:lineRule="auto" w:after="180"/>
+      </w:pPr>
+      <w:r>
+        <w:rPr>
+          <w:b/>
+        </w:rPr>
+        <w:t>EVIDENCE</w:t>
+      </w:r>
+      <w:r>
+        <w:rPr>
+          <w:b/>
+        </w:rPr>
+        <w:t xml:space="preserve"> LAB</w:t>
       </w:r>
     </w:p>
     <w:p>
@@ -2372,7 +4032,13 @@
       </w:r>
     </w:p>
     <w:p>
-      <w:r>
+      <w:pPr>
+        <w:spacing w:line="336" w:lineRule="auto" w:after="180"/>
+      </w:pPr>
+      <w:r>
+        <w:rPr>
+          <w:b w:val="0"/>
+        </w:rPr>
         <w:t>Keep the test conditions fixed, record every result, and change only one planned factor.</w:t>
       </w:r>
     </w:p>
@@ -2413,27 +4079,86 @@
       </w:r>
     </w:p>
     <w:p>
-      <w:r>
-        <w:t>1.  Write the hypothesis and expected evidence before running.</w:t>
-      </w:r>
-    </w:p>
-    <w:p>
-      <w:r>
-        <w:t>2.  Residual Walk: calculate signed errors, place them on a plot, and identify bias, outliers, or changing spread.</w:t>
-      </w:r>
-    </w:p>
-    <w:p>
-      <w:r>
+      <w:pPr>
+        <w:spacing w:line="336" w:lineRule="auto" w:after="180"/>
+        <w:shd w:fill="F4F9FC"/>
+      </w:pPr>
+      <w:r>
+        <w:rPr>
+          <w:b w:val="0"/>
+        </w:rPr>
+        <w:t xml:space="preserve">1.  Write the hypothesis and expected </w:t>
+      </w:r>
+      <w:r>
+        <w:rPr>
+          <w:b/>
+        </w:rPr>
+        <w:t>evidence</w:t>
+      </w:r>
+      <w:r>
+        <w:rPr>
+          <w:b w:val="0"/>
+        </w:rPr>
+        <w:t xml:space="preserve"> before running.</w:t>
+      </w:r>
+    </w:p>
+    <w:p>
+      <w:pPr>
+        <w:spacing w:line="336" w:lineRule="auto" w:after="180"/>
+        <w:shd w:fill="F4F9FC"/>
+      </w:pPr>
+      <w:r>
+        <w:rPr>
+          <w:b w:val="0"/>
+        </w:rPr>
+        <w:t xml:space="preserve">2.  </w:t>
+      </w:r>
+      <w:r>
+        <w:rPr>
+          <w:b/>
+        </w:rPr>
+        <w:t>Residual</w:t>
+      </w:r>
+      <w:r>
+        <w:rPr>
+          <w:b w:val="0"/>
+        </w:rPr>
+        <w:t xml:space="preserve"> Walk: calculate signed errors, place them on a plot, and identify bias, outliers, or changing spread.</w:t>
+      </w:r>
+    </w:p>
+    <w:p>
+      <w:pPr>
+        <w:spacing w:line="336" w:lineRule="auto" w:after="180"/>
+        <w:shd w:fill="F4F9FC"/>
+      </w:pPr>
+      <w:r>
+        <w:rPr>
+          <w:b w:val="0"/>
+        </w:rPr>
         <w:t>3.  Run one normal, one boundary, one missing, and one shifted case.</w:t>
       </w:r>
     </w:p>
     <w:p>
-      <w:r>
+      <w:pPr>
+        <w:spacing w:line="336" w:lineRule="auto" w:after="180"/>
+        <w:shd w:fill="F4F9FC"/>
+      </w:pPr>
+      <w:r>
+        <w:rPr>
+          <w:b w:val="0"/>
+        </w:rPr>
         <w:t>4.  Calculate the metric from raw counts or row-level errors.</w:t>
       </w:r>
     </w:p>
     <w:p>
-      <w:r>
+      <w:pPr>
+        <w:spacing w:line="336" w:lineRule="auto" w:after="180"/>
+        <w:shd w:fill="F4F9FC"/>
+      </w:pPr>
+      <w:r>
+        <w:rPr>
+          <w:b w:val="0"/>
+        </w:rPr>
         <w:t>5.  Interpret what changed, what did not, and what remains unsafe or unknown.</w:t>
       </w:r>
     </w:p>
@@ -2691,7 +4416,13 @@
       </w:r>
     </w:p>
     <w:p>
-      <w:r>
+      <w:pPr>
+        <w:spacing w:line="336" w:lineRule="auto" w:after="180"/>
+      </w:pPr>
+      <w:r>
+        <w:rPr>
+          <w:b w:val="0"/>
+        </w:rPr>
         <w:t>Before trying: what do I expect, and why? While trying: which step could first go wrong? Afterwards: what did I actually observe, and what should change? Keep “not run” if you only traced the procedure.</w:t>
       </w:r>
     </w:p>
@@ -2705,6 +4436,17 @@
     </w:p>
     <w:p>
       <w:r>
+        <w:t>Move from recall to tracing, diagnosis and transfer in Regression and Residuals. Explain why each step is justified.</w:t>
+      </w:r>
+    </w:p>
+    <w:p>
+      <w:pPr>
+        <w:spacing w:line="336" w:lineRule="auto" w:after="180"/>
+      </w:pPr>
+      <w:r>
+        <w:rPr>
+          <w:b/>
+        </w:rPr>
         <w:t>MASTERY</w:t>
       </w:r>
     </w:p>
@@ -2717,8 +4459,26 @@
       </w:r>
     </w:p>
     <w:p>
-      <w:r>
-        <w:t>Move upward only when you can produce evidence without copying the example.</w:t>
+      <w:pPr>
+        <w:spacing w:line="336" w:lineRule="auto" w:after="180"/>
+      </w:pPr>
+      <w:r>
+        <w:rPr>
+          <w:b w:val="0"/>
+        </w:rPr>
+        <w:t xml:space="preserve">Move upward only when you can produce </w:t>
+      </w:r>
+      <w:r>
+        <w:rPr>
+          <w:b/>
+        </w:rPr>
+        <w:t>evidence</w:t>
+      </w:r>
+      <w:r>
+        <w:rPr>
+          <w:b w:val="0"/>
+        </w:rPr>
+        <w:t xml:space="preserve"> without copying the example.</w:t>
       </w:r>
     </w:p>
     <w:p>
@@ -2758,42 +4518,179 @@
       </w:r>
     </w:p>
     <w:p>
-      <w:r>
-        <w:t>DEFINE  Use all four terms precisely: regression, prediction, residual, residual plot.</w:t>
-      </w:r>
-    </w:p>
-    <w:p>
-      <w:r>
-        <w:t>CALCULATE  Reproduce the worked evidence with units and denominator.</w:t>
-      </w:r>
-    </w:p>
-    <w:p>
-      <w:r>
+      <w:pPr>
+        <w:spacing w:line="336" w:lineRule="auto" w:after="180"/>
+      </w:pPr>
+      <w:r>
+        <w:rPr>
+          <w:b w:val="0"/>
+        </w:rPr>
+        <w:t xml:space="preserve">DEFINE  Use all four terms precisely: </w:t>
+      </w:r>
+      <w:r>
+        <w:rPr>
+          <w:b/>
+        </w:rPr>
+        <w:t>regression</w:t>
+      </w:r>
+      <w:r>
+        <w:rPr>
+          <w:b w:val="0"/>
+        </w:rPr>
+        <w:t xml:space="preserve">, </w:t>
+      </w:r>
+      <w:r>
+        <w:rPr>
+          <w:b/>
+        </w:rPr>
+        <w:t>prediction</w:t>
+      </w:r>
+      <w:r>
+        <w:rPr>
+          <w:b w:val="0"/>
+        </w:rPr>
+        <w:t xml:space="preserve">, </w:t>
+      </w:r>
+      <w:r>
+        <w:rPr>
+          <w:b/>
+        </w:rPr>
+        <w:t>residual</w:t>
+      </w:r>
+      <w:r>
+        <w:rPr>
+          <w:b w:val="0"/>
+        </w:rPr>
+        <w:t xml:space="preserve">, </w:t>
+      </w:r>
+      <w:r>
+        <w:rPr>
+          <w:b/>
+        </w:rPr>
+        <w:t>residual plot</w:t>
+      </w:r>
+      <w:r>
+        <w:rPr>
+          <w:b w:val="0"/>
+        </w:rPr>
+        <w:t>.</w:t>
+      </w:r>
+    </w:p>
+    <w:p>
+      <w:pPr>
+        <w:spacing w:line="336" w:lineRule="auto" w:after="180"/>
+      </w:pPr>
+      <w:r>
+        <w:rPr>
+          <w:b w:val="0"/>
+        </w:rPr>
+        <w:t xml:space="preserve">CALCULATE  Reproduce the worked </w:t>
+      </w:r>
+      <w:r>
+        <w:rPr>
+          <w:b/>
+        </w:rPr>
+        <w:t>evidence</w:t>
+      </w:r>
+      <w:r>
+        <w:rPr>
+          <w:b w:val="0"/>
+        </w:rPr>
+        <w:t xml:space="preserve"> with units and denominator.</w:t>
+      </w:r>
+    </w:p>
+    <w:p>
+      <w:pPr>
+        <w:spacing w:line="336" w:lineRule="auto" w:after="180"/>
+        <w:shd w:fill="F4F9FC"/>
+      </w:pPr>
+      <w:r>
+        <w:rPr>
+          <w:b w:val="0"/>
+        </w:rPr>
         <w:t>TRACE  Explain the data, code or decision path.</w:t>
       </w:r>
     </w:p>
     <w:p>
-      <w:r>
-        <w:t>DIAGNOSE  Positive and negative residuals cancel, so their average proves accuracy.</w:t>
-      </w:r>
-    </w:p>
-    <w:p>
-      <w:r>
+      <w:pPr>
+        <w:spacing w:line="336" w:lineRule="auto" w:after="180"/>
+        <w:shd w:fill="F4F9FC"/>
+      </w:pPr>
+      <w:r>
+        <w:rPr>
+          <w:b w:val="0"/>
+        </w:rPr>
+        <w:t xml:space="preserve">DIAGNOSE  Positive and negative </w:t>
+      </w:r>
+      <w:r>
+        <w:rPr>
+          <w:b/>
+        </w:rPr>
+        <w:t>residual</w:t>
+      </w:r>
+      <w:r>
+        <w:rPr>
+          <w:b w:val="0"/>
+        </w:rPr>
+        <w:t>s cancel, so their average proves accuracy.</w:t>
+      </w:r>
+    </w:p>
+    <w:p>
+      <w:pPr>
+        <w:spacing w:line="336" w:lineRule="auto" w:after="180"/>
+        <w:shd w:fill="F4F9FC"/>
+      </w:pPr>
+      <w:r>
+        <w:rPr>
+          <w:b w:val="0"/>
+        </w:rPr>
         <w:t>TRANSFER  Solve a fresh dataset or model case.</w:t>
       </w:r>
     </w:p>
     <w:p>
-      <w:r>
-        <w:t>IMPROVE  Change one cause and rerun fixed evidence.</w:t>
-      </w:r>
-    </w:p>
-    <w:p>
-      <w:r>
+      <w:pPr>
+        <w:spacing w:line="336" w:lineRule="auto" w:after="180"/>
+      </w:pPr>
+      <w:r>
+        <w:rPr>
+          <w:b w:val="0"/>
+        </w:rPr>
+        <w:t xml:space="preserve">IMPROVE  Change one cause and rerun fixed </w:t>
+      </w:r>
+      <w:r>
+        <w:rPr>
+          <w:b/>
+        </w:rPr>
+        <w:t>evidence</w:t>
+      </w:r>
+      <w:r>
+        <w:rPr>
+          <w:b w:val="0"/>
+        </w:rPr>
+        <w:t>.</w:t>
+      </w:r>
+    </w:p>
+    <w:p>
+      <w:pPr>
+        <w:spacing w:line="336" w:lineRule="auto" w:after="180"/>
+        <w:shd w:fill="F4F9FC"/>
+      </w:pPr>
+      <w:r>
+        <w:rPr>
+          <w:b w:val="0"/>
+        </w:rPr>
         <w:t>DEFEND  State intended use, metric, limitation, and human responsibility.</w:t>
       </w:r>
     </w:p>
     <w:p>
-      <w:r>
+      <w:pPr>
+        <w:spacing w:line="336" w:lineRule="auto" w:after="180"/>
+        <w:shd w:fill="F1F6F8"/>
+      </w:pPr>
+      <w:r>
+        <w:rPr>
+          <w:b w:val="0"/>
+        </w:rPr>
         <w:t>MASTERY RULE  A coached calculation becomes mastery only after a different case is completed independently.</w:t>
       </w:r>
     </w:p>
@@ -2807,6 +4704,17 @@
     </w:p>
     <w:p>
       <w:r>
+        <w:t>Apply this week’s idea to Responsible Plant Classifier. Keep an annotated decision and the evidence supporting it.</w:t>
+      </w:r>
+    </w:p>
+    <w:p>
+      <w:pPr>
+        <w:spacing w:line="336" w:lineRule="auto" w:after="180"/>
+      </w:pPr>
+      <w:r>
+        <w:rPr>
+          <w:b/>
+        </w:rPr>
         <w:t>CUMULATIVE PROJECT</w:t>
       </w:r>
     </w:p>
@@ -2819,8 +4727,26 @@
       </w:r>
     </w:p>
     <w:p>
-      <w:r>
-        <w:t>Every week adds one reviewable artifact to the same evidence-based capstone.</w:t>
+      <w:pPr>
+        <w:spacing w:line="336" w:lineRule="auto" w:after="180"/>
+      </w:pPr>
+      <w:r>
+        <w:rPr>
+          <w:b w:val="0"/>
+        </w:rPr>
+        <w:t xml:space="preserve">Every week adds one reviewable artifact to the same </w:t>
+      </w:r>
+      <w:r>
+        <w:rPr>
+          <w:b/>
+        </w:rPr>
+        <w:t>evidence</w:t>
+      </w:r>
+      <w:r>
+        <w:rPr>
+          <w:b w:val="0"/>
+        </w:rPr>
+        <w:t>-based capstone.</w:t>
       </w:r>
     </w:p>
     <w:p>
@@ -2860,43 +4786,146 @@
       </w:r>
     </w:p>
     <w:p>
-      <w:r>
-        <w:t>THIS WEEK'S CHECKPOINT  Use a miniature growth-prediction side experiment to distinguish regression evidence from the main classifier metrics.</w:t>
-      </w:r>
-    </w:p>
-    <w:p>
-      <w:r>
+      <w:pPr>
+        <w:spacing w:line="336" w:lineRule="auto" w:after="180"/>
+        <w:shd w:fill="EDF7F3"/>
+      </w:pPr>
+      <w:r>
+        <w:rPr>
+          <w:b w:val="0"/>
+        </w:rPr>
+        <w:t>THIS WEEK'S CHECKPOINT  Use a miniature growth-</w:t>
+      </w:r>
+      <w:r>
+        <w:rPr>
+          <w:b/>
+        </w:rPr>
+        <w:t>prediction</w:t>
+      </w:r>
+      <w:r>
+        <w:rPr>
+          <w:b w:val="0"/>
+        </w:rPr>
+        <w:t xml:space="preserve"> side experiment to distinguish </w:t>
+      </w:r>
+      <w:r>
+        <w:rPr>
+          <w:b/>
+        </w:rPr>
+        <w:t>regression</w:t>
+      </w:r>
+      <w:r>
+        <w:rPr>
+          <w:b w:val="0"/>
+        </w:rPr>
+        <w:t xml:space="preserve"> </w:t>
+      </w:r>
+      <w:r>
+        <w:rPr>
+          <w:b/>
+        </w:rPr>
+        <w:t>evidence</w:t>
+      </w:r>
+      <w:r>
+        <w:rPr>
+          <w:b w:val="0"/>
+        </w:rPr>
+        <w:t xml:space="preserve"> from the main classifier metrics.</w:t>
+      </w:r>
+    </w:p>
+    <w:p>
+      <w:pPr>
+        <w:spacing w:line="336" w:lineRule="auto" w:after="180"/>
+        <w:shd w:fill="F5F1FB"/>
+      </w:pPr>
+      <w:r>
+        <w:rPr>
+          <w:b w:val="0"/>
+        </w:rPr>
         <w:t>Which requirement or risk does this artifact address?</w:t>
       </w:r>
     </w:p>
     <w:p>
-      <w:r>
+      <w:pPr>
+        <w:spacing w:line="336" w:lineRule="auto" w:after="180"/>
+        <w:shd w:fill="F5F1FB"/>
+      </w:pPr>
+      <w:r>
+        <w:rPr>
+          <w:b w:val="0"/>
+        </w:rPr>
         <w:t>Which dataset, split, code, and metric version does it use?</w:t>
       </w:r>
     </w:p>
     <w:p>
-      <w:r>
+      <w:pPr>
+        <w:spacing w:line="336" w:lineRule="auto" w:after="180"/>
+        <w:shd w:fill="F5F1FB"/>
+      </w:pPr>
+      <w:r>
+        <w:rPr>
+          <w:b w:val="0"/>
+        </w:rPr>
         <w:t>What normal and shifted cases were tested?</w:t>
       </w:r>
     </w:p>
     <w:p>
-      <w:r>
+      <w:pPr>
+        <w:spacing w:line="336" w:lineRule="auto" w:after="180"/>
+        <w:shd w:fill="F5F1FB"/>
+      </w:pPr>
+      <w:r>
+        <w:rPr>
+          <w:b w:val="0"/>
+        </w:rPr>
         <w:t>What remains uncertain or weak?</w:t>
       </w:r>
     </w:p>
     <w:p>
-      <w:r>
+      <w:pPr>
+        <w:spacing w:line="336" w:lineRule="auto" w:after="180"/>
+        <w:shd w:fill="F5F1FB"/>
+      </w:pPr>
+      <w:r>
+        <w:rPr>
+          <w:b w:val="0"/>
+        </w:rPr>
         <w:t>What decision still belongs to a teacher or qualified human?</w:t>
       </w:r>
     </w:p>
     <w:p>
-      <w:r>
+      <w:pPr>
+        <w:spacing w:line="336" w:lineRule="auto" w:after="180"/>
+        <w:shd w:fill="FFF5E6"/>
+      </w:pPr>
+      <w:r>
+        <w:rPr>
+          <w:b w:val="0"/>
+        </w:rPr>
         <w:t>RESPONSIBLE RELEASE  Never use this classroom prototype for medical, pesticide, agricultural, or other consequential decisions.</w:t>
       </w:r>
     </w:p>
     <w:p>
-      <w:r>
-        <w:t>My evidence-linked project decision:</w:t>
+      <w:pPr>
+        <w:spacing w:line="336" w:lineRule="auto" w:after="180"/>
+      </w:pPr>
+      <w:r>
+        <w:rPr>
+          <w:b w:val="0"/>
+        </w:rPr>
+        <w:t xml:space="preserve">My </w:t>
+      </w:r>
+      <w:r>
+        <w:rPr>
+          <w:b/>
+        </w:rPr>
+        <w:t>evidence</w:t>
+      </w:r>
+      <w:r>
+        <w:rPr>
+          <w:b w:val="0"/>
+        </w:rPr>
+        <w:t>-linked project decision:</w:t>
       </w:r>
     </w:p>
     <w:p>
@@ -2908,8 +4937,37 @@
       </w:r>
     </w:p>
     <w:p>
-      <w:r>
-        <w:t>For your Responsible Plant Classifier, save the input, procedure, observed result and limitation of this check. Label this worked example as practice; use a different, previously unreviewed case when checking independent understanding.</w:t>
+      <w:pPr>
+        <w:spacing w:line="336" w:lineRule="auto" w:after="180"/>
+      </w:pPr>
+      <w:r>
+        <w:rPr>
+          <w:b w:val="0"/>
+        </w:rPr>
+        <w:t xml:space="preserve">For your Responsible Plant Classifier, save the </w:t>
+      </w:r>
+      <w:r>
+        <w:rPr>
+          <w:b/>
+        </w:rPr>
+        <w:t>input</w:t>
+      </w:r>
+      <w:r>
+        <w:rPr>
+          <w:b w:val="0"/>
+        </w:rPr>
+        <w:t>, procedure, observed result and limitation of this check.</w:t>
+      </w:r>
+    </w:p>
+    <w:p>
+      <w:pPr>
+        <w:spacing w:line="336" w:lineRule="auto" w:after="180"/>
+      </w:pPr>
+      <w:r>
+        <w:rPr>
+          <w:b w:val="0"/>
+        </w:rPr>
+        <w:t>Label this worked example as practice; use a different, previously unreviewed case when checking independent understanding.</w:t>
       </w:r>
     </w:p>
     <w:p>
@@ -2922,6 +4980,17 @@
     </w:p>
     <w:p>
       <w:r>
+        <w:t>Use a genuinely new case for independent evidence. Previously discussed examples remain practice; use the separately named independent case before feedback.</w:t>
+      </w:r>
+    </w:p>
+    <w:p>
+      <w:pPr>
+        <w:spacing w:line="336" w:lineRule="auto" w:after="180"/>
+      </w:pPr>
+      <w:r>
+        <w:rPr>
+          <w:b/>
+        </w:rPr>
         <w:t>INDEPENDENT PROOF</w:t>
       </w:r>
     </w:p>
@@ -2934,7 +5003,13 @@
       </w:r>
     </w:p>
     <w:p>
-      <w:r>
+      <w:pPr>
+        <w:spacing w:line="336" w:lineRule="auto" w:after="180"/>
+      </w:pPr>
+      <w:r>
+        <w:rPr>
+          <w:b w:val="0"/>
+        </w:rPr>
         <w:t>Complete this with a fresh case after guided practice and compare it with the mastery criteria.</w:t>
       </w:r>
     </w:p>
@@ -2975,48 +5050,168 @@
       </w:r>
     </w:p>
     <w:p>
-      <w:r>
-        <w:t>REQUIRED PROOF  Plot predictions and calculate positive and negative residuals.</w:t>
-      </w:r>
-    </w:p>
-    <w:p>
-      <w:r>
+      <w:pPr>
+        <w:pStyle w:val="Heading3"/>
+      </w:pPr>
+      <w:r>
+        <w:t>What success looks like</w:t>
+      </w:r>
+    </w:p>
+    <w:p>
+      <w:pPr>
+        <w:spacing w:line="336" w:lineRule="auto" w:after="180"/>
+        <w:shd w:fill="EDF7F3"/>
+      </w:pPr>
+      <w:r>
+        <w:rPr>
+          <w:b w:val="0"/>
+        </w:rPr>
+        <w:t xml:space="preserve">REQUIRED PROOF  Plot </w:t>
+      </w:r>
+      <w:r>
+        <w:rPr>
+          <w:b/>
+        </w:rPr>
+        <w:t>prediction</w:t>
+      </w:r>
+      <w:r>
+        <w:rPr>
+          <w:b w:val="0"/>
+        </w:rPr>
+        <w:t xml:space="preserve">s and calculate positive and negative </w:t>
+      </w:r>
+      <w:r>
+        <w:rPr>
+          <w:b/>
+        </w:rPr>
+        <w:t>residual</w:t>
+      </w:r>
+      <w:r>
+        <w:rPr>
+          <w:b w:val="0"/>
+        </w:rPr>
+        <w:t>s.</w:t>
+      </w:r>
+    </w:p>
+    <w:p>
+      <w:pPr>
+        <w:spacing w:line="336" w:lineRule="auto" w:after="180"/>
+      </w:pPr>
+      <w:r>
+        <w:rPr>
+          <w:b w:val="0"/>
+        </w:rPr>
         <w:t>□ Define the task, feature/target roles, and intended-use boundary.</w:t>
       </w:r>
     </w:p>
     <w:p>
-      <w:r>
+      <w:pPr>
+        <w:spacing w:line="336" w:lineRule="auto" w:after="180"/>
+      </w:pPr>
+      <w:r>
+        <w:rPr>
+          <w:b w:val="0"/>
+        </w:rPr>
         <w:t>□ Show the calculation, code trace, or experiment record.</w:t>
       </w:r>
     </w:p>
     <w:p>
-      <w:r>
+      <w:pPr>
+        <w:spacing w:line="336" w:lineRule="auto" w:after="180"/>
+      </w:pPr>
+      <w:r>
+        <w:rPr>
+          <w:b w:val="0"/>
+        </w:rPr>
         <w:t>□ Test a normal case and one revealing boundary, missing, or shifted case.</w:t>
       </w:r>
     </w:p>
     <w:p>
-      <w:r>
+      <w:pPr>
+        <w:spacing w:line="336" w:lineRule="auto" w:after="180"/>
+      </w:pPr>
+      <w:r>
+        <w:rPr>
+          <w:b w:val="0"/>
+        </w:rPr>
         <w:t>□ Diagnose one failure without changing several factors at once.</w:t>
       </w:r>
     </w:p>
     <w:p>
-      <w:r>
+      <w:pPr>
+        <w:spacing w:line="336" w:lineRule="auto" w:after="180"/>
+      </w:pPr>
+      <w:r>
+        <w:rPr>
+          <w:b w:val="0"/>
+        </w:rPr>
         <w:t>□ Name a limitation, fairness concern, and the human-review action.</w:t>
       </w:r>
     </w:p>
     <w:p>
-      <w:r>
-        <w:t>Independent evidence and defense:</w:t>
-      </w:r>
-    </w:p>
-    <w:p>
-      <w:r>
+      <w:pPr>
+        <w:spacing w:line="336" w:lineRule="auto" w:after="180"/>
+      </w:pPr>
+      <w:r>
+        <w:rPr>
+          <w:b w:val="0"/>
+        </w:rPr>
+        <w:t xml:space="preserve">Independent </w:t>
+      </w:r>
+      <w:r>
+        <w:rPr>
+          <w:b/>
+        </w:rPr>
+        <w:t>evidence</w:t>
+      </w:r>
+      <w:r>
+        <w:rPr>
+          <w:b w:val="0"/>
+        </w:rPr>
+        <w:t xml:space="preserve"> and defense:</w:t>
+      </w:r>
+    </w:p>
+    <w:p>
+      <w:pPr>
+        <w:spacing w:line="336" w:lineRule="auto" w:after="180"/>
+      </w:pPr>
+      <w:r>
+        <w:rPr>
+          <w:b w:val="0"/>
+        </w:rPr>
         <w:t>My level:  □ Not yet  □ With one hint  □ Independently  □ I can teach and defend it</w:t>
       </w:r>
     </w:p>
     <w:p>
-      <w:r>
-        <w:t>NEXT BRIDGE  Carry the experiment evidence into: Mean, Median, and Baselines.</w:t>
+      <w:pPr>
+        <w:pStyle w:val="Heading3"/>
+      </w:pPr>
+      <w:r>
+        <w:t>Connect to the next lesson</w:t>
+      </w:r>
+    </w:p>
+    <w:p>
+      <w:pPr>
+        <w:spacing w:line="336" w:lineRule="auto" w:after="180"/>
+        <w:shd w:fill="F1F6F8"/>
+      </w:pPr>
+      <w:r>
+        <w:rPr>
+          <w:b w:val="0"/>
+        </w:rPr>
+        <w:t xml:space="preserve">NEXT BRIDGE  Carry the experiment </w:t>
+      </w:r>
+      <w:r>
+        <w:rPr>
+          <w:b/>
+        </w:rPr>
+        <w:t>evidence</w:t>
+      </w:r>
+      <w:r>
+        <w:rPr>
+          <w:b w:val="0"/>
+        </w:rPr>
+        <w:t xml:space="preserve"> into: Mean, Median, and Baselines.</w:t>
       </w:r>
     </w:p>
     <w:p>
@@ -3028,6 +5223,11 @@
       </w:r>
     </w:p>
     <w:p>
+      <w:r>
+        <w:t>Revisit the complete Regression and Residuals case for supported practice. Repeated examples do not become fresh assessments.</w:t>
+      </w:r>
+    </w:p>
+    <w:p>
       <w:pPr>
         <w:pStyle w:val="Heading3"/>
       </w:pPr>
@@ -3036,7 +5236,13 @@
       </w:r>
     </w:p>
     <w:p>
-      <w:r>
+      <w:pPr>
+        <w:spacing w:line="336" w:lineRule="auto" w:after="180"/>
+      </w:pPr>
+      <w:r>
+        <w:rPr>
+          <w:b w:val="0"/>
+        </w:rPr>
         <w:t>Use the supplied details to practise the weekly concept before attempting the independent question. This case extends the illustrated lesson.</w:t>
       </w:r>
     </w:p>
@@ -3049,8 +5255,38 @@
       </w:r>
     </w:p>
     <w:p>
-      <w:r>
-        <w:t>Actual height=12 cm, prediction=9 cm. Residual means actual minus predicted.</w:t>
+      <w:pPr>
+        <w:spacing w:line="336" w:lineRule="auto" w:after="180"/>
+      </w:pPr>
+      <w:r>
+        <w:rPr>
+          <w:b w:val="0"/>
+        </w:rPr>
+        <w:t xml:space="preserve">Actual height=12 cm, </w:t>
+      </w:r>
+      <w:r>
+        <w:rPr>
+          <w:b/>
+        </w:rPr>
+        <w:t>prediction</w:t>
+      </w:r>
+      <w:r>
+        <w:rPr>
+          <w:b w:val="0"/>
+        </w:rPr>
+        <w:t xml:space="preserve">=9 cm. </w:t>
+      </w:r>
+      <w:r>
+        <w:rPr>
+          <w:b/>
+        </w:rPr>
+        <w:t>Residual</w:t>
+      </w:r>
+      <w:r>
+        <w:rPr>
+          <w:b w:val="0"/>
+        </w:rPr>
+        <w:t xml:space="preserve"> means actual minus predicted.</w:t>
       </w:r>
     </w:p>
     <w:p>
@@ -3062,7 +5298,13 @@
       </w:r>
     </w:p>
     <w:p>
-      <w:r>
+      <w:pPr>
+        <w:spacing w:line="336" w:lineRule="auto" w:after="180"/>
+      </w:pPr>
+      <w:r>
+        <w:rPr>
+          <w:b w:val="0"/>
+        </w:rPr>
         <w:t>Calculate and interpret.</w:t>
       </w:r>
     </w:p>
@@ -3075,8 +5317,26 @@
       </w:r>
     </w:p>
     <w:p>
-      <w:r>
-        <w:t>+3 cm means underprediction by 3 cm. State this sign convention consistently.</w:t>
+      <w:pPr>
+        <w:spacing w:line="336" w:lineRule="auto" w:after="180"/>
+      </w:pPr>
+      <w:r>
+        <w:rPr>
+          <w:b w:val="0"/>
+        </w:rPr>
+        <w:t xml:space="preserve">+3 cm means </w:t>
+      </w:r>
+      <w:r>
+        <w:rPr>
+          <w:b/>
+        </w:rPr>
+        <w:t>underprediction</w:t>
+      </w:r>
+      <w:r>
+        <w:rPr>
+          <w:b w:val="0"/>
+        </w:rPr>
+        <w:t xml:space="preserve"> by 3 cm. State this sign convention consistently.</w:t>
       </w:r>
     </w:p>
     <w:p>
@@ -3088,7 +5348,14 @@
       </w:r>
     </w:p>
     <w:p>
-      <w:r>
+      <w:pPr>
+        <w:spacing w:line="336" w:lineRule="auto" w:after="180"/>
+        <w:shd w:fill="F5F1FB"/>
+      </w:pPr>
+      <w:r>
+        <w:rPr>
+          <w:b w:val="0"/>
+        </w:rPr>
         <w:t>Which detail supports the answer, and why does it matter?</w:t>
       </w:r>
     </w:p>
@@ -3222,18 +5489,72 @@
       </w:tr>
     </w:tbl>
     <w:p>
-      <w:r>
-        <w:t>Actual height=12 cm, prediction=9 cm. Residual means actual minus predicted.</w:t>
-      </w:r>
-    </w:p>
-    <w:p>
-      <w:r>
+      <w:pPr>
+        <w:spacing w:line="336" w:lineRule="auto" w:after="180"/>
+      </w:pPr>
+      <w:r>
+        <w:rPr>
+          <w:b w:val="0"/>
+        </w:rPr>
+        <w:t xml:space="preserve">Actual height=12 cm, </w:t>
+      </w:r>
+      <w:r>
+        <w:rPr>
+          <w:b/>
+        </w:rPr>
+        <w:t>prediction</w:t>
+      </w:r>
+      <w:r>
+        <w:rPr>
+          <w:b w:val="0"/>
+        </w:rPr>
+        <w:t xml:space="preserve">=9 cm. </w:t>
+      </w:r>
+      <w:r>
+        <w:rPr>
+          <w:b/>
+        </w:rPr>
+        <w:t>Residual</w:t>
+      </w:r>
+      <w:r>
+        <w:rPr>
+          <w:b w:val="0"/>
+        </w:rPr>
+        <w:t xml:space="preserve"> means actual minus predicted.</w:t>
+      </w:r>
+    </w:p>
+    <w:p>
+      <w:pPr>
+        <w:spacing w:line="336" w:lineRule="auto" w:after="180"/>
+      </w:pPr>
+      <w:r>
+        <w:rPr>
+          <w:b w:val="0"/>
+        </w:rPr>
         <w:t>Calculate and interpret.</w:t>
       </w:r>
     </w:p>
     <w:p>
-      <w:r>
-        <w:t>+3 cm means underprediction by 3 cm. State this sign convention consistently.</w:t>
+      <w:pPr>
+        <w:spacing w:line="336" w:lineRule="auto" w:after="180"/>
+      </w:pPr>
+      <w:r>
+        <w:rPr>
+          <w:b w:val="0"/>
+        </w:rPr>
+        <w:t xml:space="preserve">+3 cm means </w:t>
+      </w:r>
+      <w:r>
+        <w:rPr>
+          <w:b/>
+        </w:rPr>
+        <w:t>underprediction</w:t>
+      </w:r>
+      <w:r>
+        <w:rPr>
+          <w:b w:val="0"/>
+        </w:rPr>
+        <w:t xml:space="preserve"> by 3 cm. State this sign convention consistently.</w:t>
       </w:r>
     </w:p>
     <w:p>
@@ -3245,6 +5566,11 @@
       </w:r>
     </w:p>
     <w:p>
+      <w:r>
+        <w:t>Attempt the reserved new case before feedback. Record support; the earlier examples below remain additional practice.</w:t>
+      </w:r>
+    </w:p>
+    <w:p>
       <w:pPr>
         <w:pStyle w:val="Heading3"/>
       </w:pPr>
@@ -3253,8 +5579,38 @@
       </w:r>
     </w:p>
     <w:p>
-      <w:r>
-        <w:t>Observed [6, 10, 13], predicted [8, 9, 11] cm. Give residuals, mean residual and error directions.</w:t>
+      <w:pPr>
+        <w:spacing w:line="336" w:lineRule="auto" w:after="180"/>
+      </w:pPr>
+      <w:r>
+        <w:rPr>
+          <w:b w:val="0"/>
+        </w:rPr>
+        <w:t xml:space="preserve">Observed [6, 10, 13], predicted [8, 9, 11] cm. Give </w:t>
+      </w:r>
+      <w:r>
+        <w:rPr>
+          <w:b/>
+        </w:rPr>
+        <w:t>residual</w:t>
+      </w:r>
+      <w:r>
+        <w:rPr>
+          <w:b w:val="0"/>
+        </w:rPr>
+        <w:t xml:space="preserve">s, mean </w:t>
+      </w:r>
+      <w:r>
+        <w:rPr>
+          <w:b/>
+        </w:rPr>
+        <w:t>residual</w:t>
+      </w:r>
+      <w:r>
+        <w:rPr>
+          <w:b w:val="0"/>
+        </w:rPr>
+        <w:t xml:space="preserve"> and error directions.</w:t>
       </w:r>
     </w:p>
     <w:p>
@@ -3301,7 +5657,13 @@
       </w:r>
     </w:p>
     <w:p>
-      <w:r>
+      <w:pPr>
+        <w:spacing w:line="336" w:lineRule="auto" w:after="180"/>
+      </w:pPr>
+      <w:r>
+        <w:rPr>
+          <w:b w:val="0"/>
+        </w:rPr>
         <w:t>Attempt this case before feedback. Record any help. Earlier examples below are further practice; a case already practised with feedback cannot establish fresh transfer.</w:t>
       </w:r>
     </w:p>
@@ -3314,18 +5676,78 @@
       </w:r>
     </w:p>
     <w:p>
-      <w:r>
+      <w:pPr>
+        <w:spacing w:line="336" w:lineRule="auto" w:after="180"/>
+      </w:pPr>
+      <w:r>
+        <w:rPr>
+          <w:b w:val="0"/>
+        </w:rPr>
         <w:t>Close the worked explanation. Apply the idea to this different question without copying.</w:t>
       </w:r>
     </w:p>
     <w:p>
-      <w:r>
-        <w:t>Define residual as actual minus predicted. Actual height is 14 cm and prediction is 17 cm. Calculate residual and interpret its sign.</w:t>
-      </w:r>
-    </w:p>
-    <w:p>
-      <w:r>
-        <w:t>My answer, with a trace, calculation or supporting evidence</w:t>
+      <w:pPr>
+        <w:spacing w:line="336" w:lineRule="auto" w:after="180"/>
+      </w:pPr>
+      <w:r>
+        <w:rPr>
+          <w:b w:val="0"/>
+        </w:rPr>
+        <w:t xml:space="preserve">Define </w:t>
+      </w:r>
+      <w:r>
+        <w:rPr>
+          <w:b/>
+        </w:rPr>
+        <w:t>residual</w:t>
+      </w:r>
+      <w:r>
+        <w:rPr>
+          <w:b w:val="0"/>
+        </w:rPr>
+        <w:t xml:space="preserve"> as actual minus predicted. Actual height is 14 cm and </w:t>
+      </w:r>
+      <w:r>
+        <w:rPr>
+          <w:b/>
+        </w:rPr>
+        <w:t>prediction</w:t>
+      </w:r>
+      <w:r>
+        <w:rPr>
+          <w:b w:val="0"/>
+        </w:rPr>
+        <w:t xml:space="preserve"> is 17 cm. Calculate </w:t>
+      </w:r>
+      <w:r>
+        <w:rPr>
+          <w:b/>
+        </w:rPr>
+        <w:t>residual</w:t>
+      </w:r>
+      <w:r>
+        <w:rPr>
+          <w:b w:val="0"/>
+        </w:rPr>
+        <w:t xml:space="preserve"> and interpret its sign.</w:t>
+      </w:r>
+    </w:p>
+    <w:p>
+      <w:pPr>
+        <w:spacing w:line="336" w:lineRule="auto" w:after="180"/>
+      </w:pPr>
+      <w:r>
+        <w:rPr>
+          <w:b w:val="0"/>
+        </w:rPr>
+        <w:t xml:space="preserve">My answer, with a trace, calculation or supporting </w:t>
+      </w:r>
+      <w:r>
+        <w:rPr>
+          <w:b/>
+        </w:rPr>
+        <w:t>evidence</w:t>
       </w:r>
     </w:p>
     <w:p>
@@ -3370,13 +5792,37 @@
       </w:r>
     </w:p>
     <w:p>
-      <w:r>
+      <w:pPr>
+        <w:spacing w:line="336" w:lineRule="auto" w:after="180"/>
+      </w:pPr>
+      <w:r>
+        <w:rPr>
+          <w:b w:val="0"/>
+        </w:rPr>
         <w:t>Change one relevant detail. Predict the result before testing. Include a boundary or missing-information case when it helps reveal a limit.</w:t>
       </w:r>
     </w:p>
     <w:p>
-      <w:r>
-        <w:t>My changed input and expected result</w:t>
+      <w:pPr>
+        <w:spacing w:line="336" w:lineRule="auto" w:after="180"/>
+      </w:pPr>
+      <w:r>
+        <w:rPr>
+          <w:b w:val="0"/>
+        </w:rPr>
+        <w:t xml:space="preserve">My changed </w:t>
+      </w:r>
+      <w:r>
+        <w:rPr>
+          <w:b/>
+        </w:rPr>
+        <w:t>input</w:t>
+      </w:r>
+      <w:r>
+        <w:rPr>
+          <w:b w:val="0"/>
+        </w:rPr>
+        <w:t xml:space="preserve"> and expected result</w:t>
       </w:r>
     </w:p>
     <w:p>
@@ -3421,13 +5867,73 @@
       </w:r>
     </w:p>
     <w:p>
-      <w:r>
-        <w:t>Use a miniature growth-prediction side experiment to distinguish regression evidence from the main classifier metrics.</w:t>
-      </w:r>
-    </w:p>
-    <w:p>
-      <w:r>
-        <w:t>The evidence I will keep</w:t>
+      <w:pPr>
+        <w:spacing w:line="336" w:lineRule="auto" w:after="180"/>
+      </w:pPr>
+      <w:r>
+        <w:rPr>
+          <w:b w:val="0"/>
+        </w:rPr>
+        <w:t>Use a miniature growth-</w:t>
+      </w:r>
+      <w:r>
+        <w:rPr>
+          <w:b/>
+        </w:rPr>
+        <w:t>prediction</w:t>
+      </w:r>
+      <w:r>
+        <w:rPr>
+          <w:b w:val="0"/>
+        </w:rPr>
+        <w:t xml:space="preserve"> side experiment to distinguish </w:t>
+      </w:r>
+      <w:r>
+        <w:rPr>
+          <w:b/>
+        </w:rPr>
+        <w:t>regression</w:t>
+      </w:r>
+      <w:r>
+        <w:rPr>
+          <w:b w:val="0"/>
+        </w:rPr>
+        <w:t xml:space="preserve"> </w:t>
+      </w:r>
+      <w:r>
+        <w:rPr>
+          <w:b/>
+        </w:rPr>
+        <w:t>evidence</w:t>
+      </w:r>
+      <w:r>
+        <w:rPr>
+          <w:b w:val="0"/>
+        </w:rPr>
+        <w:t xml:space="preserve"> from the main classifier metrics.</w:t>
+      </w:r>
+    </w:p>
+    <w:p>
+      <w:pPr>
+        <w:spacing w:line="336" w:lineRule="auto" w:after="180"/>
+      </w:pPr>
+      <w:r>
+        <w:rPr>
+          <w:b w:val="0"/>
+        </w:rPr>
+        <w:t xml:space="preserve">The </w:t>
+      </w:r>
+      <w:r>
+        <w:rPr>
+          <w:b/>
+        </w:rPr>
+        <w:t>evidence</w:t>
+      </w:r>
+      <w:r>
+        <w:rPr>
+          <w:b w:val="0"/>
+        </w:rPr>
+        <w:t xml:space="preserve"> I will keep</w:t>
       </w:r>
     </w:p>
     <w:p>
@@ -3464,8 +5970,26 @@
       </w:r>
     </w:p>
     <w:p>
-      <w:r>
-        <w:t>Your teacher has the independent answer and scoring criteria. Complete the matching workbook week to keep your practice evidence together.</w:t>
+      <w:pPr>
+        <w:spacing w:line="336" w:lineRule="auto" w:after="180"/>
+      </w:pPr>
+      <w:r>
+        <w:rPr>
+          <w:b w:val="0"/>
+        </w:rPr>
+        <w:t xml:space="preserve">Your teacher has the independent answer and scoring criteria. Complete the matching workbook week to keep your practice </w:t>
+      </w:r>
+      <w:r>
+        <w:rPr>
+          <w:b/>
+        </w:rPr>
+        <w:t>evidence</w:t>
+      </w:r>
+      <w:r>
+        <w:rPr>
+          <w:b w:val="0"/>
+        </w:rPr>
+        <w:t xml:space="preserve"> together.</w:t>
       </w:r>
     </w:p>
     <w:p>
@@ -3477,8 +6001,50 @@
       </w:r>
     </w:p>
     <w:p>
-      <w:r>
-        <w:t>Actual leaf length is 7 cm and prediction is 10 cm. Using residual=actual−predicted, calculate residual and absolute error. Interpret the sign.</w:t>
+      <w:pPr>
+        <w:spacing w:line="336" w:lineRule="auto" w:after="180"/>
+      </w:pPr>
+      <w:r>
+        <w:rPr>
+          <w:b w:val="0"/>
+        </w:rPr>
+        <w:t xml:space="preserve">Actual leaf length is 7 cm and </w:t>
+      </w:r>
+      <w:r>
+        <w:rPr>
+          <w:b/>
+        </w:rPr>
+        <w:t>prediction</w:t>
+      </w:r>
+      <w:r>
+        <w:rPr>
+          <w:b w:val="0"/>
+        </w:rPr>
+        <w:t xml:space="preserve"> is 10 cm. Using </w:t>
+      </w:r>
+      <w:r>
+        <w:rPr>
+          <w:b/>
+        </w:rPr>
+        <w:t>residual</w:t>
+      </w:r>
+      <w:r>
+        <w:rPr>
+          <w:b w:val="0"/>
+        </w:rPr>
+        <w:t xml:space="preserve">=actual−predicted, calculate </w:t>
+      </w:r>
+      <w:r>
+        <w:rPr>
+          <w:b/>
+        </w:rPr>
+        <w:t>residual</w:t>
+      </w:r>
+      <w:r>
+        <w:rPr>
+          <w:b w:val="0"/>
+        </w:rPr>
+        <w:t xml:space="preserve"> and absolute error. Interpret the sign.</w:t>
       </w:r>
     </w:p>
     <w:p>
@@ -3533,8 +6099,25 @@
       </w:r>
     </w:p>
     <w:p>
-      <w:r>
-        <w:t>Attempt the independent case before hints. Record whether you worked alone, used a hint or followed a model. After feedback, fix the first unsupported step and explain why it changed. A later check uses a changed case, not a copied answer.</w:t>
+      <w:pPr>
+        <w:spacing w:line="336" w:lineRule="auto" w:after="180"/>
+      </w:pPr>
+      <w:r>
+        <w:rPr>
+          <w:b w:val="0"/>
+        </w:rPr>
+        <w:t>Attempt the independent case before hints. Record whether you worked alone, used a hint or followed a model. After feedback, fix the first unsupported step and explain why it changed.</w:t>
+      </w:r>
+    </w:p>
+    <w:p>
+      <w:pPr>
+        <w:spacing w:line="336" w:lineRule="auto" w:after="180"/>
+      </w:pPr>
+      <w:r>
+        <w:rPr>
+          <w:b w:val="0"/>
+        </w:rPr>
+        <w:t>A later check uses a changed case, not a copied answer.</w:t>
       </w:r>
     </w:p>
     <w:p>
@@ -3547,7 +6130,30 @@
     </w:p>
     <w:p>
       <w:r>
-        <w:t>Start with this question: Use residual signs to say whether each plant-height estimate is too high or low.</w:t>
+        <w:t>Use this map to navigate Regression and Residuals, connect the goals to tasks and keep one evidence record for each attempt.</w:t>
+      </w:r>
+    </w:p>
+    <w:p>
+      <w:pPr>
+        <w:spacing w:line="336" w:lineRule="auto" w:after="180"/>
+      </w:pPr>
+      <w:r>
+        <w:rPr>
+          <w:b w:val="0"/>
+        </w:rPr>
+        <w:t xml:space="preserve">Start with this question: Use </w:t>
+      </w:r>
+      <w:r>
+        <w:rPr>
+          <w:b/>
+        </w:rPr>
+        <w:t>residual</w:t>
+      </w:r>
+      <w:r>
+        <w:rPr>
+          <w:b w:val="0"/>
+        </w:rPr>
+        <w:t xml:space="preserve"> signs to say whether each plant-height estimate is too high or low.</w:t>
       </w:r>
     </w:p>
     <w:tbl>
@@ -3653,13 +6259,61 @@
       </w:tr>
     </w:tbl>
     <w:p>
-      <w:r>
-        <w:t>Remember → watch and explain → try with help → investigate → try independently → keep project evidence. Your teacher may spread this lesson across several classes.</w:t>
-      </w:r>
-    </w:p>
-    <w:p>
-      <w:r>
-        <w:t>Keep your first prediction. Compare it with what the evidence shows and explain any change.</w:t>
+      <w:pPr>
+        <w:spacing w:line="336" w:lineRule="auto" w:after="180"/>
+      </w:pPr>
+      <w:r>
+        <w:rPr>
+          <w:b w:val="0"/>
+        </w:rPr>
+        <w:t xml:space="preserve">Remember → watch and explain → try with help → investigate → try independently → keep project </w:t>
+      </w:r>
+      <w:r>
+        <w:rPr>
+          <w:b/>
+        </w:rPr>
+        <w:t>evidence</w:t>
+      </w:r>
+      <w:r>
+        <w:rPr>
+          <w:b w:val="0"/>
+        </w:rPr>
+        <w:t>. Your teacher may spread this lesson across several classes.</w:t>
+      </w:r>
+    </w:p>
+    <w:p>
+      <w:pPr>
+        <w:spacing w:line="336" w:lineRule="auto" w:after="180"/>
+      </w:pPr>
+      <w:r>
+        <w:rPr>
+          <w:b w:val="0"/>
+        </w:rPr>
+        <w:t xml:space="preserve">Keep your first </w:t>
+      </w:r>
+      <w:r>
+        <w:rPr>
+          <w:b/>
+        </w:rPr>
+        <w:t>prediction</w:t>
+      </w:r>
+      <w:r>
+        <w:rPr>
+          <w:b w:val="0"/>
+        </w:rPr>
+        <w:t xml:space="preserve">. Compare it with what the </w:t>
+      </w:r>
+      <w:r>
+        <w:rPr>
+          <w:b/>
+        </w:rPr>
+        <w:t>evidence</w:t>
+      </w:r>
+      <w:r>
+        <w:rPr>
+          <w:b w:val="0"/>
+        </w:rPr>
+        <w:t xml:space="preserve"> shows and explain any change.</w:t>
       </w:r>
     </w:p>
     <w:p>
@@ -3672,7 +6326,30 @@
     </w:p>
     <w:p>
       <w:r>
-        <w:t>Close your notes. Explain this goal in your own words: Distinguish numeric prediction from classification</w:t>
+        <w:t>Explain Regression and Residuals without notes, identify a remaining question and plan a later check with a changed case.</w:t>
+      </w:r>
+    </w:p>
+    <w:p>
+      <w:pPr>
+        <w:spacing w:line="336" w:lineRule="auto" w:after="180"/>
+      </w:pPr>
+      <w:r>
+        <w:rPr>
+          <w:b w:val="0"/>
+        </w:rPr>
+        <w:t xml:space="preserve">Close your notes. Explain this goal in your own words: Distinguish numeric </w:t>
+      </w:r>
+      <w:r>
+        <w:rPr>
+          <w:b/>
+        </w:rPr>
+        <w:t>prediction</w:t>
+      </w:r>
+      <w:r>
+        <w:rPr>
+          <w:b w:val="0"/>
+        </w:rPr>
+        <w:t xml:space="preserve"> from classification</w:t>
       </w:r>
     </w:p>
     <w:p>
@@ -3709,13 +6386,61 @@
       </w:r>
     </w:p>
     <w:p>
-      <w:r>
-        <w:t>If you are unsure, return to the worked picture and explain one arrow. If you are ready, change an input or assumption and justify your prediction.</w:t>
-      </w:r>
-    </w:p>
-    <w:p>
-      <w:r>
-        <w:t>Save your workbook evidence. At the next review, try a different case before opening your old answer.</w:t>
+      <w:pPr>
+        <w:spacing w:line="336" w:lineRule="auto" w:after="180"/>
+      </w:pPr>
+      <w:r>
+        <w:rPr>
+          <w:b w:val="0"/>
+        </w:rPr>
+        <w:t xml:space="preserve">If you are unsure, return to the worked picture and explain one arrow. If you are ready, change an </w:t>
+      </w:r>
+      <w:r>
+        <w:rPr>
+          <w:b/>
+        </w:rPr>
+        <w:t>input</w:t>
+      </w:r>
+      <w:r>
+        <w:rPr>
+          <w:b w:val="0"/>
+        </w:rPr>
+        <w:t xml:space="preserve"> or assumption and justify your </w:t>
+      </w:r>
+      <w:r>
+        <w:rPr>
+          <w:b/>
+        </w:rPr>
+        <w:t>prediction</w:t>
+      </w:r>
+      <w:r>
+        <w:rPr>
+          <w:b w:val="0"/>
+        </w:rPr>
+        <w:t>.</w:t>
+      </w:r>
+    </w:p>
+    <w:p>
+      <w:pPr>
+        <w:spacing w:line="336" w:lineRule="auto" w:after="180"/>
+      </w:pPr>
+      <w:r>
+        <w:rPr>
+          <w:b w:val="0"/>
+        </w:rPr>
+        <w:t xml:space="preserve">Save your workbook </w:t>
+      </w:r>
+      <w:r>
+        <w:rPr>
+          <w:b/>
+        </w:rPr>
+        <w:t>evidence</w:t>
+      </w:r>
+      <w:r>
+        <w:rPr>
+          <w:b w:val="0"/>
+        </w:rPr>
+        <w:t>. At the next review, try a different case before opening your old answer.</w:t>
       </w:r>
     </w:p>
     <w:p>
@@ -3728,12 +6453,41 @@
     </w:p>
     <w:p>
       <w:r>
+        <w:t>Attempt supported questions before using hints or feedback. Review a missing building block, then keep the completed work.</w:t>
+      </w:r>
+    </w:p>
+    <w:p>
+      <w:pPr>
+        <w:spacing w:line="336" w:lineRule="auto" w:after="180"/>
+      </w:pPr>
+      <w:r>
+        <w:rPr>
+          <w:b w:val="0"/>
+        </w:rPr>
         <w:t>Use this supported practice once, in the browser or on paper. Keep the reserved independent assessment for a separate first attempt before teacher feedback.</w:t>
       </w:r>
     </w:p>
     <w:p>
-      <w:r>
-        <w:t>Use residual signs to say whether each plant-height estimate is too high or low.</w:t>
+      <w:pPr>
+        <w:spacing w:line="336" w:lineRule="auto" w:after="180"/>
+      </w:pPr>
+      <w:r>
+        <w:rPr>
+          <w:b w:val="0"/>
+        </w:rPr>
+        <w:t xml:space="preserve">Use </w:t>
+      </w:r>
+      <w:r>
+        <w:rPr>
+          <w:b/>
+        </w:rPr>
+        <w:t>residual</w:t>
+      </w:r>
+      <w:r>
+        <w:rPr>
+          <w:b w:val="0"/>
+        </w:rPr>
+        <w:t xml:space="preserve"> signs to say whether each plant-height estimate is too high or low.</w:t>
       </w:r>
     </w:p>
     <w:p>
@@ -3745,22 +6499,61 @@
       </w:r>
     </w:p>
     <w:p>
-      <w:r>
-        <w:t>Which labelled step matches this detail? Mean residual is 1/3 cm; MAE is 5/3 cm, so small signed mean does not imply small errors.</w:t>
-      </w:r>
-    </w:p>
-    <w:p>
-      <w:r>
+      <w:pPr>
+        <w:spacing w:line="336" w:lineRule="auto" w:after="180"/>
+      </w:pPr>
+      <w:r>
+        <w:rPr>
+          <w:b w:val="0"/>
+        </w:rPr>
+        <w:t xml:space="preserve">Which labelled step matches this detail? Mean </w:t>
+      </w:r>
+      <w:r>
+        <w:rPr>
+          <w:b/>
+        </w:rPr>
+        <w:t>residual</w:t>
+      </w:r>
+      <w:r>
+        <w:rPr>
+          <w:b w:val="0"/>
+        </w:rPr>
+        <w:t xml:space="preserve"> is 1/3 cm; MAE is 5/3 cm, so small signed mean does not imply small errors.</w:t>
+      </w:r>
+    </w:p>
+    <w:p>
+      <w:pPr>
+        <w:spacing w:line="336" w:lineRule="auto" w:after="180"/>
+        <w:shd w:fill="F4F9FC"/>
+      </w:pPr>
+      <w:r>
+        <w:rPr>
+          <w:b w:val="0"/>
+        </w:rPr>
         <w:t>1. Read directions</w:t>
       </w:r>
     </w:p>
     <w:p>
-      <w:r>
+      <w:pPr>
+        <w:spacing w:line="336" w:lineRule="auto" w:after="180"/>
+        <w:shd w:fill="F4F9FC"/>
+      </w:pPr>
+      <w:r>
+        <w:rPr>
+          <w:b w:val="0"/>
+        </w:rPr>
         <w:t>2. Avoid cancellation</w:t>
       </w:r>
     </w:p>
     <w:p>
-      <w:r>
+      <w:pPr>
+        <w:spacing w:line="336" w:lineRule="auto" w:after="180"/>
+        <w:shd w:fill="F4F9FC"/>
+      </w:pPr>
+      <w:r>
+        <w:rPr>
+          <w:b w:val="0"/>
+        </w:rPr>
         <w:t>3. Subtract matched pairs</w:t>
       </w:r>
     </w:p>
@@ -3798,48 +6591,222 @@
       </w:r>
     </w:p>
     <w:p>
-      <w:r>
+      <w:pPr>
+        <w:pStyle w:val="Heading3"/>
+      </w:pPr>
+      <w:r>
+        <w:t>Hint · try first</w:t>
+      </w:r>
+    </w:p>
+    <w:p>
+      <w:pPr>
+        <w:spacing w:line="336" w:lineRule="auto" w:after="180"/>
+        <w:shd w:fill="F1F6F8"/>
+      </w:pPr>
+      <w:r>
+        <w:rPr>
+          <w:b w:val="0"/>
+        </w:rPr>
         <w:t>Hint if needed: Read the steps in the pictorial case. Match the supplied detail to the stage that performs or records it.</w:t>
       </w:r>
     </w:p>
     <w:p>
-      <w:r>
-        <w:t>After your attempt, compare with the supported explanation: Avoid cancellation Mean residual is 1/3 cm; MAE is 5/3 cm, so small signed mean does not imply small errors. Read the picture in order. Mean residual is 1/3 cm; MAE is 5/3 cm, so small signed mean does not imply small errors. The arrows show which recorded input or intermediate result each decision uses. Explain the deciding step aloud before checking the changed case; pointing to the final answer alone does not show how it follows.</w:t>
-      </w:r>
-    </w:p>
-    <w:p>
       <w:pPr>
         <w:pStyle w:val="Heading3"/>
       </w:pPr>
       <w:r>
+        <w:t>Feedback · compare after trying</w:t>
+      </w:r>
+    </w:p>
+    <w:p>
+      <w:pPr>
+        <w:spacing w:line="336" w:lineRule="auto" w:after="180"/>
+        <w:shd w:fill="F1F6FC"/>
+      </w:pPr>
+      <w:r>
+        <w:rPr>
+          <w:b w:val="0"/>
+        </w:rPr>
+        <w:t xml:space="preserve">After your attempt, compare with the supported explanation: Avoid cancellation Mean </w:t>
+      </w:r>
+      <w:r>
+        <w:rPr>
+          <w:b/>
+        </w:rPr>
+        <w:t>residual</w:t>
+      </w:r>
+      <w:r>
+        <w:rPr>
+          <w:b w:val="0"/>
+        </w:rPr>
+        <w:t xml:space="preserve"> is 1/3 cm; MAE is 5/3 cm, so small signed mean does not imply small errors. Read the picture in order.</w:t>
+      </w:r>
+    </w:p>
+    <w:p>
+      <w:pPr>
+        <w:spacing w:line="336" w:lineRule="auto" w:after="180"/>
+        <w:shd w:fill="F1F6FC"/>
+      </w:pPr>
+      <w:r>
+        <w:rPr>
+          <w:b w:val="0"/>
+        </w:rPr>
+        <w:t xml:space="preserve">Mean </w:t>
+      </w:r>
+      <w:r>
+        <w:rPr>
+          <w:b/>
+        </w:rPr>
+        <w:t>residual</w:t>
+      </w:r>
+      <w:r>
+        <w:rPr>
+          <w:b w:val="0"/>
+        </w:rPr>
+        <w:t xml:space="preserve"> is 1/3 cm; MAE is 5/3 cm, so small signed mean does not imply small errors. The arrows show which recorded </w:t>
+      </w:r>
+      <w:r>
+        <w:rPr>
+          <w:b/>
+        </w:rPr>
+        <w:t>input</w:t>
+      </w:r>
+      <w:r>
+        <w:rPr>
+          <w:b w:val="0"/>
+        </w:rPr>
+        <w:t xml:space="preserve"> or intermediate result each decision uses.</w:t>
+      </w:r>
+    </w:p>
+    <w:p>
+      <w:pPr>
+        <w:spacing w:line="336" w:lineRule="auto" w:after="180"/>
+        <w:shd w:fill="F1F6FC"/>
+      </w:pPr>
+      <w:r>
+        <w:rPr>
+          <w:b w:val="0"/>
+        </w:rPr>
+        <w:t>Explain the deciding step aloud before checking the changed case; pointing to the final answer alone does not show how it follows.</w:t>
+      </w:r>
+    </w:p>
+    <w:p>
+      <w:pPr>
+        <w:pStyle w:val="Heading3"/>
+      </w:pPr>
+      <w:r>
         <w:t>Practice 2: explain the deciding evidence</w:t>
       </w:r>
     </w:p>
     <w:p>
-      <w:r>
-        <w:t>Changed-case practice: Raise all predictions by1 cm. Which conclusion is supported by the supplied facts?</w:t>
-      </w:r>
-    </w:p>
-    <w:p>
-      <w:r>
-        <w:t>1. This one example guarantees correct results for every future input.</w:t>
-      </w:r>
-    </w:p>
-    <w:p>
-      <w:r>
-        <w:t>2. We can decide the result without examining the changed input or the procedure.</w:t>
-      </w:r>
-    </w:p>
-    <w:p>
-      <w:r>
-        <w:t>3. Residuals become [-3, 0, 1]; mean=-2/3 cm and MAE=4/3 cm.</w:t>
-      </w:r>
-    </w:p>
-    <w:p>
       <w:pPr>
         <w:pStyle w:val="Heading3"/>
       </w:pPr>
       <w:r>
+        <w:t>Changed case · predict first</w:t>
+      </w:r>
+    </w:p>
+    <w:p>
+      <w:pPr>
+        <w:spacing w:line="336" w:lineRule="auto" w:after="180"/>
+        <w:shd w:fill="F5F1FB"/>
+      </w:pPr>
+      <w:r>
+        <w:rPr>
+          <w:b w:val="0"/>
+        </w:rPr>
+        <w:t xml:space="preserve">Changed-case practice: Raise all </w:t>
+      </w:r>
+      <w:r>
+        <w:rPr>
+          <w:b/>
+        </w:rPr>
+        <w:t>prediction</w:t>
+      </w:r>
+      <w:r>
+        <w:rPr>
+          <w:b w:val="0"/>
+        </w:rPr>
+        <w:t>s by1 cm. Which conclusion is supported by the supplied facts?</w:t>
+      </w:r>
+    </w:p>
+    <w:p>
+      <w:pPr>
+        <w:spacing w:line="336" w:lineRule="auto" w:after="180"/>
+        <w:shd w:fill="F4F9FC"/>
+      </w:pPr>
+      <w:r>
+        <w:rPr>
+          <w:b w:val="0"/>
+        </w:rPr>
+        <w:t xml:space="preserve">1. This one example guarantees correct results for every future </w:t>
+      </w:r>
+      <w:r>
+        <w:rPr>
+          <w:b/>
+        </w:rPr>
+        <w:t>input</w:t>
+      </w:r>
+      <w:r>
+        <w:rPr>
+          <w:b w:val="0"/>
+        </w:rPr>
+        <w:t>.</w:t>
+      </w:r>
+    </w:p>
+    <w:p>
+      <w:pPr>
+        <w:spacing w:line="336" w:lineRule="auto" w:after="180"/>
+        <w:shd w:fill="F4F9FC"/>
+      </w:pPr>
+      <w:r>
+        <w:rPr>
+          <w:b w:val="0"/>
+        </w:rPr>
+        <w:t xml:space="preserve">2. We can decide the result without examining the changed </w:t>
+      </w:r>
+      <w:r>
+        <w:rPr>
+          <w:b/>
+        </w:rPr>
+        <w:t>input</w:t>
+      </w:r>
+      <w:r>
+        <w:rPr>
+          <w:b w:val="0"/>
+        </w:rPr>
+        <w:t xml:space="preserve"> or the procedure.</w:t>
+      </w:r>
+    </w:p>
+    <w:p>
+      <w:pPr>
+        <w:spacing w:line="336" w:lineRule="auto" w:after="180"/>
+        <w:shd w:fill="F4F9FC"/>
+      </w:pPr>
+      <w:r>
+        <w:rPr>
+          <w:b w:val="0"/>
+        </w:rPr>
+        <w:t xml:space="preserve">3. </w:t>
+      </w:r>
+      <w:r>
+        <w:rPr>
+          <w:b/>
+        </w:rPr>
+        <w:t>Residual</w:t>
+      </w:r>
+      <w:r>
+        <w:rPr>
+          <w:b w:val="0"/>
+        </w:rPr>
+        <w:t>s become [-3, 0, 1]; mean=-2/3 cm and MAE=4/3 cm.</w:t>
+      </w:r>
+    </w:p>
+    <w:p>
+      <w:pPr>
+        <w:pStyle w:val="Heading3"/>
+      </w:pPr>
+      <w:r>
         <w:t>My selected conclusion, deciding fact and explanation</w:t>
       </w:r>
     </w:p>
@@ -3869,36 +6836,225 @@
       </w:r>
     </w:p>
     <w:p>
-      <w:r>
+      <w:pPr>
+        <w:pStyle w:val="Heading3"/>
+      </w:pPr>
+      <w:r>
+        <w:t>Hint · try first</w:t>
+      </w:r>
+    </w:p>
+    <w:p>
+      <w:pPr>
+        <w:spacing w:line="336" w:lineRule="auto" w:after="180"/>
+        <w:shd w:fill="F1F6F8"/>
+      </w:pPr>
+      <w:r>
+        <w:rPr>
+          <w:b w:val="0"/>
+        </w:rPr>
         <w:t>Hint if needed: Use the changed condition and the deciding step in the pictorial trace. The answer must say what follows from those facts.</w:t>
       </w:r>
     </w:p>
     <w:p>
-      <w:r>
-        <w:t>After your attempt, compare with the supported explanation: Residuals become [-3, 0, 1]; mean=-2/3 cm and MAE=4/3 cm. Each residual decreases by1 under the observed-minus-predicted convention.</w:t>
-      </w:r>
-    </w:p>
-    <w:p>
       <w:pPr>
         <w:pStyle w:val="Heading3"/>
       </w:pPr>
       <w:r>
+        <w:t>Feedback · compare after trying</w:t>
+      </w:r>
+    </w:p>
+    <w:p>
+      <w:pPr>
+        <w:spacing w:line="336" w:lineRule="auto" w:after="180"/>
+        <w:shd w:fill="F1F6FC"/>
+      </w:pPr>
+      <w:r>
+        <w:rPr>
+          <w:b w:val="0"/>
+        </w:rPr>
+        <w:t xml:space="preserve">After your attempt, compare with the supported explanation: </w:t>
+      </w:r>
+      <w:r>
+        <w:rPr>
+          <w:b/>
+        </w:rPr>
+        <w:t>Residual</w:t>
+      </w:r>
+      <w:r>
+        <w:rPr>
+          <w:b w:val="0"/>
+        </w:rPr>
+        <w:t xml:space="preserve">s become [-3, 0, 1]; mean=-2/3 cm and MAE=4/3 cm. Each </w:t>
+      </w:r>
+      <w:r>
+        <w:rPr>
+          <w:b/>
+        </w:rPr>
+        <w:t>residual</w:t>
+      </w:r>
+      <w:r>
+        <w:rPr>
+          <w:b w:val="0"/>
+        </w:rPr>
+        <w:t xml:space="preserve"> decreases by1 under the observed-minus-predicted convention.</w:t>
+      </w:r>
+    </w:p>
+    <w:p>
+      <w:pPr>
+        <w:pStyle w:val="Heading3"/>
+      </w:pPr>
+      <w:r>
         <w:t>Repair a missing building block</w:t>
       </w:r>
     </w:p>
     <w:p>
-      <w:r>
-        <w:t>Review Error Analysis (ai-4/18). Goal: Categorize development errors using evidence. Short practice: What evidence would support the claim that a change helps fresh dim-light images? Point to the relevant step in the picture, then write the changed result and the rule or evidence that supports it.. Return to this week and explain what you changed.</w:t>
-      </w:r>
-    </w:p>
-    <w:p>
-      <w:r>
-        <w:t>Review Accuracy and Imbalance (ai-4/16). Goal: Explain why overall accuracy can hide failure on a less common class. Short practice: Why can the 90% baseline still be unsuitable for a detection task? Point to the relevant step in the picture, then write the changed result and the rule or evidence that supports it.. Return to this week and explain what you changed.</w:t>
-      </w:r>
-    </w:p>
-    <w:p>
-      <w:r>
-        <w:t>Review Train a Classifier (ai-4/13). Goal: Connect training-only scaling and neighbour prediction in one pipeline. Short practice: Which pipeline record would help another team reproduce the result? Point to the relevant step in the picture, then write the changed result and the rule or evidence that supports it.. Return to this week and explain what you changed.</w:t>
+      <w:pPr>
+        <w:spacing w:line="336" w:lineRule="auto" w:after="180"/>
+      </w:pPr>
+      <w:r>
+        <w:rPr>
+          <w:b w:val="0"/>
+        </w:rPr>
+        <w:t xml:space="preserve">Review Error Analysis (ai-4/18). Goal: Categorize development errors using </w:t>
+      </w:r>
+      <w:r>
+        <w:rPr>
+          <w:b/>
+        </w:rPr>
+        <w:t>evidence</w:t>
+      </w:r>
+      <w:r>
+        <w:rPr>
+          <w:b w:val="0"/>
+        </w:rPr>
+        <w:t xml:space="preserve">. Short practice: What </w:t>
+      </w:r>
+      <w:r>
+        <w:rPr>
+          <w:b/>
+        </w:rPr>
+        <w:t>evidence</w:t>
+      </w:r>
+      <w:r>
+        <w:rPr>
+          <w:b w:val="0"/>
+        </w:rPr>
+        <w:t xml:space="preserve"> would support the claim that a change helps fresh dim-light images?</w:t>
+      </w:r>
+    </w:p>
+    <w:p>
+      <w:pPr>
+        <w:spacing w:line="336" w:lineRule="auto" w:after="180"/>
+      </w:pPr>
+      <w:r>
+        <w:rPr>
+          <w:b w:val="0"/>
+        </w:rPr>
+        <w:t xml:space="preserve">Point to the relevant step in the picture, then write the changed result and the rule or </w:t>
+      </w:r>
+      <w:r>
+        <w:rPr>
+          <w:b/>
+        </w:rPr>
+        <w:t>evidence</w:t>
+      </w:r>
+      <w:r>
+        <w:rPr>
+          <w:b w:val="0"/>
+        </w:rPr>
+        <w:t xml:space="preserve"> that supports it.. Return to this week and explain what you changed.</w:t>
+      </w:r>
+    </w:p>
+    <w:p>
+      <w:pPr>
+        <w:spacing w:line="336" w:lineRule="auto" w:after="180"/>
+      </w:pPr>
+      <w:r>
+        <w:rPr>
+          <w:b w:val="0"/>
+        </w:rPr>
+        <w:t>Review Accuracy and Imbalance (ai-4/16). Goal: Explain why overall accuracy can hide failure on a less common class. Short practice: Why can the 90% baseline still be unsuitable for a detection task?</w:t>
+      </w:r>
+    </w:p>
+    <w:p>
+      <w:pPr>
+        <w:spacing w:line="336" w:lineRule="auto" w:after="180"/>
+      </w:pPr>
+      <w:r>
+        <w:rPr>
+          <w:b w:val="0"/>
+        </w:rPr>
+        <w:t xml:space="preserve">Point to the relevant step in the picture, then write the changed result and the rule or </w:t>
+      </w:r>
+      <w:r>
+        <w:rPr>
+          <w:b/>
+        </w:rPr>
+        <w:t>evidence</w:t>
+      </w:r>
+      <w:r>
+        <w:rPr>
+          <w:b w:val="0"/>
+        </w:rPr>
+        <w:t xml:space="preserve"> that supports it.. Return to this week and explain what you changed.</w:t>
+      </w:r>
+    </w:p>
+    <w:p>
+      <w:pPr>
+        <w:spacing w:line="336" w:lineRule="auto" w:after="180"/>
+      </w:pPr>
+      <w:r>
+        <w:rPr>
+          <w:b w:val="0"/>
+        </w:rPr>
+        <w:t xml:space="preserve">Review Train a Classifier (ai-4/13). Goal: Connect </w:t>
+      </w:r>
+      <w:r>
+        <w:rPr>
+          <w:b/>
+        </w:rPr>
+        <w:t>training</w:t>
+      </w:r>
+      <w:r>
+        <w:rPr>
+          <w:b w:val="0"/>
+        </w:rPr>
+        <w:t xml:space="preserve">-only scaling and neighbour </w:t>
+      </w:r>
+      <w:r>
+        <w:rPr>
+          <w:b/>
+        </w:rPr>
+        <w:t>prediction</w:t>
+      </w:r>
+      <w:r>
+        <w:rPr>
+          <w:b w:val="0"/>
+        </w:rPr>
+        <w:t xml:space="preserve"> in one pipeline. Short practice: Which pipeline record would help another team reproduce the result?</w:t>
+      </w:r>
+    </w:p>
+    <w:p>
+      <w:pPr>
+        <w:spacing w:line="336" w:lineRule="auto" w:after="180"/>
+      </w:pPr>
+      <w:r>
+        <w:rPr>
+          <w:b w:val="0"/>
+        </w:rPr>
+        <w:t xml:space="preserve">Point to the relevant step in the picture, then write the changed result and the rule or </w:t>
+      </w:r>
+      <w:r>
+        <w:rPr>
+          <w:b/>
+        </w:rPr>
+        <w:t>evidence</w:t>
+      </w:r>
+      <w:r>
+        <w:rPr>
+          <w:b w:val="0"/>
+        </w:rPr>
+        <w:t xml:space="preserve"> that supports it.. Return to this week and explain what you changed.</w:t>
       </w:r>
     </w:p>
     <w:p>
@@ -3910,8 +7066,61 @@
       </w:r>
     </w:p>
     <w:p>
-      <w:r>
-        <w:t>The browser lab lets you edit the supported Python examples already included in this lesson. Predict first, run, inspect the actual output or error, change one input, then run again. Keep code, predictions, actual results and a reasoned revision together. On paper, label your result as a trace rather than an execution.</w:t>
+      <w:pPr>
+        <w:spacing w:line="336" w:lineRule="auto" w:after="180"/>
+      </w:pPr>
+      <w:r>
+        <w:rPr>
+          <w:b w:val="0"/>
+        </w:rPr>
+        <w:t xml:space="preserve">The browser lab lets you edit the supported Python examples already included in this lesson. Predict first, run, inspect the actual </w:t>
+      </w:r>
+      <w:r>
+        <w:rPr>
+          <w:b/>
+        </w:rPr>
+        <w:t>output</w:t>
+      </w:r>
+      <w:r>
+        <w:rPr>
+          <w:b w:val="0"/>
+        </w:rPr>
+        <w:t xml:space="preserve"> or error, change one </w:t>
+      </w:r>
+      <w:r>
+        <w:rPr>
+          <w:b/>
+        </w:rPr>
+        <w:t>input</w:t>
+      </w:r>
+      <w:r>
+        <w:rPr>
+          <w:b w:val="0"/>
+        </w:rPr>
+        <w:t>, then run again.</w:t>
+      </w:r>
+    </w:p>
+    <w:p>
+      <w:pPr>
+        <w:spacing w:line="336" w:lineRule="auto" w:after="180"/>
+      </w:pPr>
+      <w:r>
+        <w:rPr>
+          <w:b w:val="0"/>
+        </w:rPr>
+        <w:t xml:space="preserve">Keep code, </w:t>
+      </w:r>
+      <w:r>
+        <w:rPr>
+          <w:b/>
+        </w:rPr>
+        <w:t>prediction</w:t>
+      </w:r>
+      <w:r>
+        <w:rPr>
+          <w:b w:val="0"/>
+        </w:rPr>
+        <w:t>s, actual results and a reasoned revision together. On paper, label your result as a trace rather than an execution.</w:t>
       </w:r>
     </w:p>
     <w:p>
@@ -3923,8 +7132,734 @@
       </w:r>
     </w:p>
     <w:p>
-      <w:r>
-        <w:t>Use Download completed work in the hosted lesson to export your answers, reflections, practice feedback and code-run evidence. Open the HTML copy to read or print it. Drafts stay in this browser when storage is available; clear drafts on a shared device.</w:t>
+      <w:pPr>
+        <w:spacing w:line="336" w:lineRule="auto" w:after="180"/>
+      </w:pPr>
+      <w:r>
+        <w:rPr>
+          <w:b w:val="0"/>
+        </w:rPr>
+        <w:t xml:space="preserve">Use Download completed work in the hosted lesson to export your answers, reflections, practice feedback and code-run </w:t>
+      </w:r>
+      <w:r>
+        <w:rPr>
+          <w:b/>
+        </w:rPr>
+        <w:t>evidence</w:t>
+      </w:r>
+      <w:r>
+        <w:rPr>
+          <w:b w:val="0"/>
+        </w:rPr>
+        <w:t>. Open the HTML copy to read or print it.</w:t>
+      </w:r>
+    </w:p>
+    <w:p>
+      <w:pPr>
+        <w:spacing w:line="336" w:lineRule="auto" w:after="180"/>
+      </w:pPr>
+      <w:r>
+        <w:rPr>
+          <w:b w:val="0"/>
+        </w:rPr>
+        <w:t>Drafts stay in this browser when storage is available; clear drafts on a shared device.</w:t>
+      </w:r>
+    </w:p>
+    <w:p>
+      <w:pPr>
+        <w:pStyle w:val="Heading1"/>
+      </w:pPr>
+      <w:r>
+        <w:t>18. Visual concept journey</w:t>
+      </w:r>
+    </w:p>
+    <w:p>
+      <w:r>
+        <w:t>Explain each Regression and Residuals graphic using its labels, deciding evidence and relevant limitation.</w:t>
+      </w:r>
+    </w:p>
+    <w:p>
+      <w:pPr>
+        <w:pStyle w:val="Heading3"/>
+      </w:pPr>
+      <w:r>
+        <w:t>01. Regression and Residuals: the case</w:t>
+      </w:r>
+    </w:p>
+    <w:p>
+      <w:r>
+        <w:drawing>
+          <wp:inline xmlns:a="http://schemas.openxmlformats.org/drawingml/2006/main" xmlns:pic="http://schemas.openxmlformats.org/drawingml/2006/picture">
+            <wp:extent cx="5486400" cy="2990088"/>
+            <wp:docPr id="23" name="Picture 23" descr="Use residual signs to say whether each plant-height estimate is too high or low. Supplied facts: Residual=observed-predicted. Observed heights [5, 8, 12] cm; predicted [7, 7, 10] cm. All inputs and outcomes in this worked example are invented classroom data; no real model run is claimed."/>
+            <wp:cNvGraphicFramePr>
+              <a:graphicFrameLocks noChangeAspect="1"/>
+            </wp:cNvGraphicFramePr>
+            <a:graphic>
+              <a:graphicData uri="http://schemas.openxmlformats.org/drawingml/2006/picture">
+                <pic:pic>
+                  <pic:nvPicPr>
+                    <pic:cNvPr id="0" name="academy-story-ai-4-19-01.png"/>
+                    <pic:cNvPicPr/>
+                  </pic:nvPicPr>
+                  <pic:blipFill>
+                    <a:blip r:embed="rId30"/>
+                    <a:stretch>
+                      <a:fillRect/>
+                    </a:stretch>
+                  </pic:blipFill>
+                  <pic:spPr>
+                    <a:xfrm>
+                      <a:off x="0" y="0"/>
+                      <a:ext cx="5486400" cy="2990088"/>
+                    </a:xfrm>
+                    <a:prstGeom prst="rect"/>
+                  </pic:spPr>
+                </pic:pic>
+              </a:graphicData>
+            </a:graphic>
+          </wp:inline>
+        </w:drawing>
+      </w:r>
+    </w:p>
+    <w:p>
+      <w:pPr>
+        <w:spacing w:line="336" w:lineRule="auto" w:after="180"/>
+      </w:pPr>
+      <w:r>
+        <w:rPr>
+          <w:b w:val="0"/>
+        </w:rPr>
+        <w:t xml:space="preserve">Use </w:t>
+      </w:r>
+      <w:r>
+        <w:rPr>
+          <w:b/>
+        </w:rPr>
+        <w:t>residual</w:t>
+      </w:r>
+      <w:r>
+        <w:rPr>
+          <w:b w:val="0"/>
+        </w:rPr>
+        <w:t xml:space="preserve"> signs to say whether each plant-height estimate is too high or low. Supplied facts: </w:t>
+      </w:r>
+      <w:r>
+        <w:rPr>
+          <w:b/>
+        </w:rPr>
+        <w:t>Residual</w:t>
+      </w:r>
+      <w:r>
+        <w:rPr>
+          <w:b w:val="0"/>
+        </w:rPr>
+        <w:t>=observed-predicted. Observed heights [5, 8, 12] cm; predicted [7, 7, 10] cm.</w:t>
+      </w:r>
+    </w:p>
+    <w:p>
+      <w:pPr>
+        <w:spacing w:line="336" w:lineRule="auto" w:after="180"/>
+      </w:pPr>
+      <w:r>
+        <w:rPr>
+          <w:b w:val="0"/>
+        </w:rPr>
+        <w:t xml:space="preserve">All </w:t>
+      </w:r>
+      <w:r>
+        <w:rPr>
+          <w:b/>
+        </w:rPr>
+        <w:t>input</w:t>
+      </w:r>
+      <w:r>
+        <w:rPr>
+          <w:b w:val="0"/>
+        </w:rPr>
+        <w:t>s and outcomes in this worked example are invented classroom data; no real model run is claimed.</w:t>
+      </w:r>
+    </w:p>
+    <w:p>
+      <w:pPr>
+        <w:spacing w:line="336" w:lineRule="auto" w:after="180"/>
+        <w:shd w:fill="F5F1FB"/>
+      </w:pPr>
+      <w:r>
+        <w:rPr>
+          <w:b w:val="0"/>
+        </w:rPr>
+        <w:t>Point to the given fact that matters most. Explain why it matters.</w:t>
+      </w:r>
+    </w:p>
+    <w:p>
+      <w:pPr>
+        <w:pStyle w:val="Heading3"/>
+      </w:pPr>
+      <w:r>
+        <w:t>02. Follow the deciding steps</w:t>
+      </w:r>
+    </w:p>
+    <w:p>
+      <w:r>
+        <w:drawing>
+          <wp:inline xmlns:a="http://schemas.openxmlformats.org/drawingml/2006/main" xmlns:pic="http://schemas.openxmlformats.org/drawingml/2006/picture">
+            <wp:extent cx="5486400" cy="3337560"/>
+            <wp:docPr id="24" name="Picture 24" descr="Subtract matched pairs: Residuals are5-7=-2, 8-7=1, 12-10=2 cm. → Read directions: First prediction is too high by2; second too low by1; third too low by2. → Avoid cancellation: Mean residual is 1/3 cm; MAE is 5/3 cm, so small signed mean does not imply small errors."/>
+            <wp:cNvGraphicFramePr>
+              <a:graphicFrameLocks noChangeAspect="1"/>
+            </wp:cNvGraphicFramePr>
+            <a:graphic>
+              <a:graphicData uri="http://schemas.openxmlformats.org/drawingml/2006/picture">
+                <pic:pic>
+                  <pic:nvPicPr>
+                    <pic:cNvPr id="0" name="academy-story-ai-4-19-02.png"/>
+                    <pic:cNvPicPr/>
+                  </pic:nvPicPr>
+                  <pic:blipFill>
+                    <a:blip r:embed="rId31"/>
+                    <a:stretch>
+                      <a:fillRect/>
+                    </a:stretch>
+                  </pic:blipFill>
+                  <pic:spPr>
+                    <a:xfrm>
+                      <a:off x="0" y="0"/>
+                      <a:ext cx="5486400" cy="3337560"/>
+                    </a:xfrm>
+                    <a:prstGeom prst="rect"/>
+                  </pic:spPr>
+                </pic:pic>
+              </a:graphicData>
+            </a:graphic>
+          </wp:inline>
+        </w:drawing>
+      </w:r>
+    </w:p>
+    <w:p>
+      <w:pPr>
+        <w:spacing w:line="336" w:lineRule="auto" w:after="180"/>
+      </w:pPr>
+      <w:r>
+        <w:rPr>
+          <w:b w:val="0"/>
+        </w:rPr>
+        <w:t xml:space="preserve">Subtract matched pairs: </w:t>
+      </w:r>
+      <w:r>
+        <w:rPr>
+          <w:b/>
+        </w:rPr>
+        <w:t>Residual</w:t>
+      </w:r>
+      <w:r>
+        <w:rPr>
+          <w:b w:val="0"/>
+        </w:rPr>
+        <w:t xml:space="preserve">s are5-7=-2, 8-7=1, 12-10=2 cm. → Read directions: First </w:t>
+      </w:r>
+      <w:r>
+        <w:rPr>
+          <w:b/>
+        </w:rPr>
+        <w:t>prediction</w:t>
+      </w:r>
+      <w:r>
+        <w:rPr>
+          <w:b w:val="0"/>
+        </w:rPr>
+        <w:t xml:space="preserve"> is too high by2; second too low by1; third too low by2. → Avoid cancellation: Mean </w:t>
+      </w:r>
+      <w:r>
+        <w:rPr>
+          <w:b/>
+        </w:rPr>
+        <w:t>residual</w:t>
+      </w:r>
+      <w:r>
+        <w:rPr>
+          <w:b w:val="0"/>
+        </w:rPr>
+        <w:t xml:space="preserve"> is 1/3 cm; MAE is 5/3 cm, so small signed mean does not imply small errors.</w:t>
+      </w:r>
+    </w:p>
+    <w:p>
+      <w:pPr>
+        <w:spacing w:line="336" w:lineRule="auto" w:after="180"/>
+        <w:shd w:fill="F5F1FB"/>
+      </w:pPr>
+      <w:r>
+        <w:rPr>
+          <w:b w:val="0"/>
+        </w:rPr>
+        <w:t xml:space="preserve">Point to each numbered stage and explain which recorded </w:t>
+      </w:r>
+      <w:r>
+        <w:rPr>
+          <w:b/>
+        </w:rPr>
+        <w:t>input</w:t>
+      </w:r>
+      <w:r>
+        <w:rPr>
+          <w:b w:val="0"/>
+        </w:rPr>
+        <w:t xml:space="preserve"> it uses.</w:t>
+      </w:r>
+    </w:p>
+    <w:p>
+      <w:pPr>
+        <w:pStyle w:val="Heading3"/>
+      </w:pPr>
+      <w:r>
+        <w:t>03. Observed minus predicted height</w:t>
+      </w:r>
+    </w:p>
+    <w:p>
+      <w:r>
+        <w:drawing>
+          <wp:inline xmlns:a="http://schemas.openxmlformats.org/drawingml/2006/main" xmlns:pic="http://schemas.openxmlformats.org/drawingml/2006/picture">
+            <wp:extent cx="5486400" cy="3145536"/>
+            <wp:docPr id="25" name="Picture 25" descr="Observed minus predicted height. Units: cm. plant1: -2. plant2: 1. plant3: 2."/>
+            <wp:cNvGraphicFramePr>
+              <a:graphicFrameLocks noChangeAspect="1"/>
+            </wp:cNvGraphicFramePr>
+            <a:graphic>
+              <a:graphicData uri="http://schemas.openxmlformats.org/drawingml/2006/picture">
+                <pic:pic>
+                  <pic:nvPicPr>
+                    <pic:cNvPr id="0" name="academy-story-ai-4-19-03.png"/>
+                    <pic:cNvPicPr/>
+                  </pic:nvPicPr>
+                  <pic:blipFill>
+                    <a:blip r:embed="rId32"/>
+                    <a:stretch>
+                      <a:fillRect/>
+                    </a:stretch>
+                  </pic:blipFill>
+                  <pic:spPr>
+                    <a:xfrm>
+                      <a:off x="0" y="0"/>
+                      <a:ext cx="5486400" cy="3145536"/>
+                    </a:xfrm>
+                    <a:prstGeom prst="rect"/>
+                  </pic:spPr>
+                </pic:pic>
+              </a:graphicData>
+            </a:graphic>
+          </wp:inline>
+        </w:drawing>
+      </w:r>
+    </w:p>
+    <w:p>
+      <w:pPr>
+        <w:spacing w:line="336" w:lineRule="auto" w:after="180"/>
+      </w:pPr>
+      <w:r>
+        <w:rPr>
+          <w:b w:val="0"/>
+        </w:rPr>
+        <w:t>Observed minus predicted height. Units: cm. plant1: -2. plant2: 1. plant3: 2.</w:t>
+      </w:r>
+    </w:p>
+    <w:p>
+      <w:pPr>
+        <w:spacing w:line="336" w:lineRule="auto" w:after="180"/>
+        <w:shd w:fill="F5F1FB"/>
+      </w:pPr>
+      <w:r>
+        <w:rPr>
+          <w:b w:val="0"/>
+        </w:rPr>
+        <w:t>Read the labels and values. Explain the relationship the model shows.</w:t>
+      </w:r>
+    </w:p>
+    <w:p>
+      <w:pPr>
+        <w:pStyle w:val="Heading3"/>
+      </w:pPr>
+      <w:r>
+        <w:t>04. Change one thing. Trace what follows.</w:t>
+      </w:r>
+    </w:p>
+    <w:p>
+      <w:r>
+        <w:drawing>
+          <wp:inline xmlns:a="http://schemas.openxmlformats.org/drawingml/2006/main" xmlns:pic="http://schemas.openxmlformats.org/drawingml/2006/picture">
+            <wp:extent cx="5486400" cy="3041904"/>
+            <wp:docPr id="26" name="Picture 26" descr="Original case: Mean residual is 1/3 cm; MAE is 5/3 cm, so small signed mean does not imply small errors. Changed condition: Raise all predictions by1 cm. Expected result: Residuals become [-3, 0, 1]; mean=-2/3 cm and MAE=4/3 cm. Reason: Each residual decreases by1 under the observed-minus-predicted convention."/>
+            <wp:cNvGraphicFramePr>
+              <a:graphicFrameLocks noChangeAspect="1"/>
+            </wp:cNvGraphicFramePr>
+            <a:graphic>
+              <a:graphicData uri="http://schemas.openxmlformats.org/drawingml/2006/picture">
+                <pic:pic>
+                  <pic:nvPicPr>
+                    <pic:cNvPr id="0" name="academy-story-ai-4-19-04.png"/>
+                    <pic:cNvPicPr/>
+                  </pic:nvPicPr>
+                  <pic:blipFill>
+                    <a:blip r:embed="rId33"/>
+                    <a:stretch>
+                      <a:fillRect/>
+                    </a:stretch>
+                  </pic:blipFill>
+                  <pic:spPr>
+                    <a:xfrm>
+                      <a:off x="0" y="0"/>
+                      <a:ext cx="5486400" cy="3041904"/>
+                    </a:xfrm>
+                    <a:prstGeom prst="rect"/>
+                  </pic:spPr>
+                </pic:pic>
+              </a:graphicData>
+            </a:graphic>
+          </wp:inline>
+        </w:drawing>
+      </w:r>
+    </w:p>
+    <w:p>
+      <w:pPr>
+        <w:spacing w:line="336" w:lineRule="auto" w:after="180"/>
+      </w:pPr>
+      <w:r>
+        <w:rPr>
+          <w:b w:val="0"/>
+        </w:rPr>
+        <w:t xml:space="preserve">Original case: Mean </w:t>
+      </w:r>
+      <w:r>
+        <w:rPr>
+          <w:b/>
+        </w:rPr>
+        <w:t>residual</w:t>
+      </w:r>
+      <w:r>
+        <w:rPr>
+          <w:b w:val="0"/>
+        </w:rPr>
+        <w:t xml:space="preserve"> is 1/3 cm; MAE is 5/3 cm, so small signed mean does not imply small errors. Changed condition: Raise all </w:t>
+      </w:r>
+      <w:r>
+        <w:rPr>
+          <w:b/>
+        </w:rPr>
+        <w:t>prediction</w:t>
+      </w:r>
+      <w:r>
+        <w:rPr>
+          <w:b w:val="0"/>
+        </w:rPr>
+        <w:t>s by1 cm.</w:t>
+      </w:r>
+    </w:p>
+    <w:p>
+      <w:pPr>
+        <w:spacing w:line="336" w:lineRule="auto" w:after="180"/>
+      </w:pPr>
+      <w:r>
+        <w:rPr>
+          <w:b w:val="0"/>
+        </w:rPr>
+        <w:t xml:space="preserve">Expected result: </w:t>
+      </w:r>
+      <w:r>
+        <w:rPr>
+          <w:b/>
+        </w:rPr>
+        <w:t>Residual</w:t>
+      </w:r>
+      <w:r>
+        <w:rPr>
+          <w:b w:val="0"/>
+        </w:rPr>
+        <w:t xml:space="preserve">s become [-3, 0, 1]; mean=-2/3 cm and MAE=4/3 cm. Reason: Each </w:t>
+      </w:r>
+      <w:r>
+        <w:rPr>
+          <w:b/>
+        </w:rPr>
+        <w:t>residual</w:t>
+      </w:r>
+      <w:r>
+        <w:rPr>
+          <w:b w:val="0"/>
+        </w:rPr>
+        <w:t xml:space="preserve"> decreases by1 under the observed-minus-predicted convention.</w:t>
+      </w:r>
+    </w:p>
+    <w:p>
+      <w:pPr>
+        <w:spacing w:line="336" w:lineRule="auto" w:after="180"/>
+        <w:shd w:fill="F5F1FB"/>
+      </w:pPr>
+      <w:r>
+        <w:rPr>
+          <w:b w:val="0"/>
+        </w:rPr>
+        <w:t>Predict before checking the worked changed-case result. Name what changed and what the supplied facts allow you to conclude.</w:t>
+      </w:r>
+    </w:p>
+    <w:p>
+      <w:pPr>
+        <w:pStyle w:val="Heading3"/>
+      </w:pPr>
+      <w:r>
+        <w:t>05. Connect the explanation to its limit</w:t>
+      </w:r>
+    </w:p>
+    <w:p>
+      <w:r>
+        <w:drawing>
+          <wp:inline xmlns:a="http://schemas.openxmlformats.org/drawingml/2006/main" xmlns:pic="http://schemas.openxmlformats.org/drawingml/2006/picture">
+            <wp:extent cx="5486400" cy="2834640"/>
+            <wp:docPr id="27" name="Picture 27" descr="Read the picture in order. Mean residual is 1/3 cm; MAE is 5/3 cm, so small signed mean does not imply small errors. The arrows show which recorded input or intermediate result each decision uses. Explain the deciding step aloud before checking the changed case; pointing to the final answer alone does not show how it follows. Limit: Always declare the residual sign convention; some software uses predicted minus observed."/>
+            <wp:cNvGraphicFramePr>
+              <a:graphicFrameLocks noChangeAspect="1"/>
+            </wp:cNvGraphicFramePr>
+            <a:graphic>
+              <a:graphicData uri="http://schemas.openxmlformats.org/drawingml/2006/picture">
+                <pic:pic>
+                  <pic:nvPicPr>
+                    <pic:cNvPr id="0" name="academy-story-ai-4-19-05.png"/>
+                    <pic:cNvPicPr/>
+                  </pic:nvPicPr>
+                  <pic:blipFill>
+                    <a:blip r:embed="rId34"/>
+                    <a:stretch>
+                      <a:fillRect/>
+                    </a:stretch>
+                  </pic:blipFill>
+                  <pic:spPr>
+                    <a:xfrm>
+                      <a:off x="0" y="0"/>
+                      <a:ext cx="5486400" cy="2834640"/>
+                    </a:xfrm>
+                    <a:prstGeom prst="rect"/>
+                  </pic:spPr>
+                </pic:pic>
+              </a:graphicData>
+            </a:graphic>
+          </wp:inline>
+        </w:drawing>
+      </w:r>
+    </w:p>
+    <w:p>
+      <w:pPr>
+        <w:spacing w:line="336" w:lineRule="auto" w:after="180"/>
+      </w:pPr>
+      <w:r>
+        <w:rPr>
+          <w:b w:val="0"/>
+        </w:rPr>
+        <w:t xml:space="preserve">Read the picture in order. Mean </w:t>
+      </w:r>
+      <w:r>
+        <w:rPr>
+          <w:b/>
+        </w:rPr>
+        <w:t>residual</w:t>
+      </w:r>
+      <w:r>
+        <w:rPr>
+          <w:b w:val="0"/>
+        </w:rPr>
+        <w:t xml:space="preserve"> is 1/3 cm; MAE is 5/3 cm, so small signed mean does not imply small errors. The arrows show which recorded </w:t>
+      </w:r>
+      <w:r>
+        <w:rPr>
+          <w:b/>
+        </w:rPr>
+        <w:t>input</w:t>
+      </w:r>
+      <w:r>
+        <w:rPr>
+          <w:b w:val="0"/>
+        </w:rPr>
+        <w:t xml:space="preserve"> or intermediate result each decision uses.</w:t>
+      </w:r>
+    </w:p>
+    <w:p>
+      <w:pPr>
+        <w:spacing w:line="336" w:lineRule="auto" w:after="180"/>
+      </w:pPr>
+      <w:r>
+        <w:rPr>
+          <w:b w:val="0"/>
+        </w:rPr>
+        <w:t>Explain the deciding step aloud before checking the changed case; pointing to the final answer alone does not show how it follows.</w:t>
+      </w:r>
+    </w:p>
+    <w:p>
+      <w:pPr>
+        <w:spacing w:line="336" w:lineRule="auto" w:after="180"/>
+      </w:pPr>
+      <w:r>
+        <w:rPr>
+          <w:b w:val="0"/>
+        </w:rPr>
+        <w:t xml:space="preserve">Limit: Always declare the </w:t>
+      </w:r>
+      <w:r>
+        <w:rPr>
+          <w:b/>
+        </w:rPr>
+        <w:t>residual</w:t>
+      </w:r>
+      <w:r>
+        <w:rPr>
+          <w:b w:val="0"/>
+        </w:rPr>
+        <w:t xml:space="preserve"> sign convention; some software uses predicted minus observed.</w:t>
+      </w:r>
+    </w:p>
+    <w:p>
+      <w:pPr>
+        <w:spacing w:line="336" w:lineRule="auto" w:after="180"/>
+        <w:shd w:fill="F5F1FB"/>
+      </w:pPr>
+      <w:r>
+        <w:rPr>
+          <w:b w:val="0"/>
+        </w:rPr>
+        <w:t>Explain the case, then point to a limit on the claim.</w:t>
+      </w:r>
+    </w:p>
+    <w:p>
+      <w:pPr>
+        <w:pStyle w:val="Heading3"/>
+      </w:pPr>
+      <w:r>
+        <w:t>06. Make the idea visible in your project</w:t>
+      </w:r>
+    </w:p>
+    <w:p>
+      <w:r>
+        <w:drawing>
+          <wp:inline xmlns:a="http://schemas.openxmlformats.org/drawingml/2006/main" xmlns:pic="http://schemas.openxmlformats.org/drawingml/2006/picture">
+            <wp:extent cx="5486400" cy="3681984"/>
+            <wp:docPr id="28" name="Picture 28" descr="For your Responsible Plant Classifier, save the input, procedure, observed result and limitation of this check. Label this worked example as practice; use a different, previously unreviewed case when checking independent understanding. Draw your input, deciding step, result and limit. Supported question: Which statistic reveals the size of errors without cancellation? Point to the relevant step in the picture, then write the changed result and the rule or evidence that supports it."/>
+            <wp:cNvGraphicFramePr>
+              <a:graphicFrameLocks noChangeAspect="1"/>
+            </wp:cNvGraphicFramePr>
+            <a:graphic>
+              <a:graphicData uri="http://schemas.openxmlformats.org/drawingml/2006/picture">
+                <pic:pic>
+                  <pic:nvPicPr>
+                    <pic:cNvPr id="0" name="academy-story-ai-4-19-06.png"/>
+                    <pic:cNvPicPr/>
+                  </pic:nvPicPr>
+                  <pic:blipFill>
+                    <a:blip r:embed="rId35"/>
+                    <a:stretch>
+                      <a:fillRect/>
+                    </a:stretch>
+                  </pic:blipFill>
+                  <pic:spPr>
+                    <a:xfrm>
+                      <a:off x="0" y="0"/>
+                      <a:ext cx="5486400" cy="3681984"/>
+                    </a:xfrm>
+                    <a:prstGeom prst="rect"/>
+                  </pic:spPr>
+                </pic:pic>
+              </a:graphicData>
+            </a:graphic>
+          </wp:inline>
+        </w:drawing>
+      </w:r>
+    </w:p>
+    <w:p>
+      <w:pPr>
+        <w:spacing w:line="336" w:lineRule="auto" w:after="180"/>
+      </w:pPr>
+      <w:r>
+        <w:rPr>
+          <w:b w:val="0"/>
+        </w:rPr>
+        <w:t xml:space="preserve">For your Responsible Plant Classifier, save the </w:t>
+      </w:r>
+      <w:r>
+        <w:rPr>
+          <w:b/>
+        </w:rPr>
+        <w:t>input</w:t>
+      </w:r>
+      <w:r>
+        <w:rPr>
+          <w:b w:val="0"/>
+        </w:rPr>
+        <w:t>, procedure, observed result and limitation of this check.</w:t>
+      </w:r>
+    </w:p>
+    <w:p>
+      <w:pPr>
+        <w:spacing w:line="336" w:lineRule="auto" w:after="180"/>
+      </w:pPr>
+      <w:r>
+        <w:rPr>
+          <w:b w:val="0"/>
+        </w:rPr>
+        <w:t xml:space="preserve">Label this worked example as practice; use a different, previously unreviewed case when checking independent understanding. Draw your </w:t>
+      </w:r>
+      <w:r>
+        <w:rPr>
+          <w:b/>
+        </w:rPr>
+        <w:t>input</w:t>
+      </w:r>
+      <w:r>
+        <w:rPr>
+          <w:b w:val="0"/>
+        </w:rPr>
+        <w:t>, deciding step, result and limit.</w:t>
+      </w:r>
+    </w:p>
+    <w:p>
+      <w:pPr>
+        <w:spacing w:line="336" w:lineRule="auto" w:after="180"/>
+      </w:pPr>
+      <w:r>
+        <w:rPr>
+          <w:b w:val="0"/>
+        </w:rPr>
+        <w:t xml:space="preserve">Supported question: Which statistic reveals the size of errors without cancellation? Point to the relevant step in the picture, then write the changed result and the rule or </w:t>
+      </w:r>
+      <w:r>
+        <w:rPr>
+          <w:b/>
+        </w:rPr>
+        <w:t>evidence</w:t>
+      </w:r>
+      <w:r>
+        <w:rPr>
+          <w:b w:val="0"/>
+        </w:rPr>
+        <w:t xml:space="preserve"> that supports it.</w:t>
+      </w:r>
+    </w:p>
+    <w:p>
+      <w:pPr>
+        <w:spacing w:line="336" w:lineRule="auto" w:after="180"/>
+        <w:shd w:fill="F5F1FB"/>
+      </w:pPr>
+      <w:r>
+        <w:rPr>
+          <w:b w:val="0"/>
+        </w:rPr>
+        <w:t xml:space="preserve">Draw your project trace and justify the deciding step using </w:t>
+      </w:r>
+      <w:r>
+        <w:rPr>
+          <w:b/>
+        </w:rPr>
+        <w:t>evidence</w:t>
+      </w:r>
+      <w:r>
+        <w:rPr>
+          <w:b w:val="0"/>
+        </w:rPr>
+        <w:t>.</w:t>
       </w:r>
     </w:p>
     <w:sectPr>
